--- a/project/documents/letters/ltrffDraftOaInstructions_NYHonu.docx
+++ b/project/documents/letters/ltrffDraftOaInstructions_NYHonu.docx
@@ -1,97 +1,22 @@
 
 <file path=word/document.xml><?xml version="1.0" encoding="utf-8"?>
-<w:document xmlns:wpc="http://schemas.microsoft.com/office/word/2010/wordprocessingCanvas" xmlns:cx="http://schemas.microsoft.com/office/drawing/2014/chartex" xmlns:cx1="http://schemas.microsoft.com/office/drawing/2015/9/8/chartex" xmlns:cx2="http://schemas.microsoft.com/office/drawing/2015/10/21/chartex" xmlns:cx3="http://schemas.microsoft.com/office/drawing/2016/5/9/chartex" xmlns:cx4="http://schemas.microsoft.com/office/drawing/2016/5/10/chartex" xmlns:cx5="http://schemas.microsoft.com/office/drawing/2016/5/11/chartex" xmlns:cx6="http://schemas.microsoft.com/office/drawing/2016/5/12/chartex" xmlns:cx7="http://schemas.microsoft.com/office/drawing/2016/5/13/chartex" xmlns:cx8="http://schemas.microsoft.com/office/drawing/2016/5/14/chartex" xmlns:mc="http://schemas.openxmlformats.org/markup-compatibility/2006" xmlns:aink="http://schemas.microsoft.com/office/drawing/2016/ink" xmlns:am3d="http://schemas.microsoft.com/office/drawing/2017/model3d" xmlns:o="urn:schemas-microsoft-com:office:office" xmlns:oel="http://schemas.microsoft.com/office/2019/extlst" xmlns:r="http://schemas.openxmlformats.org/officeDocument/2006/relationships" xmlns:m="http://schemas.openxmlformats.org/officeDocument/2006/math" xmlns:v="urn:schemas-microsoft-com:vml" xmlns:wp14="http://schemas.microsoft.com/office/word/2010/wordprocessingDrawing" xmlns:wp="http://schemas.openxmlformats.org/drawingml/2006/wordprocessingDrawing" xmlns:w10="urn:schemas-microsoft-com:office:word" xmlns:w="http://schemas.openxmlformats.org/wordprocessingml/2006/main" xmlns:w14="http://schemas.microsoft.com/office/word/2010/wordml" xmlns:w15="http://schemas.microsoft.com/office/word/2012/wordml" xmlns:w16cex="http://schemas.microsoft.com/office/word/2018/wordml/cex" xmlns:w16cid="http://schemas.microsoft.com/office/word/2016/wordml/cid" xmlns:w16="http://schemas.microsoft.com/office/word/2018/wordml" xmlns:w16sdtdh="http://schemas.microsoft.com/office/word/2020/wordml/sdtdatahash" xmlns:w16se="http://schemas.microsoft.com/office/word/2015/wordml/symex" xmlns:wpg="http://schemas.microsoft.com/office/word/2010/wordprocessingGroup" xmlns:wpi="http://schemas.microsoft.com/office/word/2010/wordprocessingInk" xmlns:wne="http://schemas.microsoft.com/office/word/2006/wordml" xmlns:wps="http://schemas.microsoft.com/office/word/2010/wordprocessingShape" mc:Ignorable="w14 w15 w16se w16cid w16 w16cex w16sdtdh wp14">
+<w:document xmlns:wpc="http://schemas.microsoft.com/office/word/2010/wordprocessingCanvas" xmlns:cx="http://schemas.microsoft.com/office/drawing/2014/chartex" xmlns:cx1="http://schemas.microsoft.com/office/drawing/2015/9/8/chartex" xmlns:cx2="http://schemas.microsoft.com/office/drawing/2015/10/21/chartex" xmlns:cx3="http://schemas.microsoft.com/office/drawing/2016/5/9/chartex" xmlns:cx4="http://schemas.microsoft.com/office/drawing/2016/5/10/chartex" xmlns:cx5="http://schemas.microsoft.com/office/drawing/2016/5/11/chartex" xmlns:cx6="http://schemas.microsoft.com/office/drawing/2016/5/12/chartex" xmlns:cx7="http://schemas.microsoft.com/office/drawing/2016/5/13/chartex" xmlns:cx8="http://schemas.microsoft.com/office/drawing/2016/5/14/chartex" xmlns:mc="http://schemas.openxmlformats.org/markup-compatibility/2006" xmlns:aink="http://schemas.microsoft.com/office/drawing/2016/ink" xmlns:am3d="http://schemas.microsoft.com/office/drawing/2017/model3d" xmlns:o="urn:schemas-microsoft-com:office:office" xmlns:oel="http://schemas.microsoft.com/office/2019/extlst" xmlns:r="http://schemas.openxmlformats.org/officeDocument/2006/relationships" xmlns:m="http://schemas.openxmlformats.org/officeDocument/2006/math" xmlns:v="urn:schemas-microsoft-com:vml" xmlns:wp14="http://schemas.microsoft.com/office/word/2010/wordprocessingDrawing" xmlns:wp="http://schemas.openxmlformats.org/drawingml/2006/wordprocessingDrawing" xmlns:w10="urn:schemas-microsoft-com:office:word" xmlns:w="http://schemas.openxmlformats.org/wordprocessingml/2006/main" xmlns:w14="http://schemas.microsoft.com/office/word/2010/wordml" xmlns:w15="http://schemas.microsoft.com/office/word/2012/wordml" xmlns:w16cex="http://schemas.microsoft.com/office/word/2018/wordml/cex" xmlns:w16cid="http://schemas.microsoft.com/office/word/2016/wordml/cid" xmlns:w16="http://schemas.microsoft.com/office/word/2018/wordml" xmlns:w16du="http://schemas.microsoft.com/office/word/2023/wordml/word16du" xmlns:w16sdtdh="http://schemas.microsoft.com/office/word/2020/wordml/sdtdatahash" xmlns:w16sdtfl="http://schemas.microsoft.com/office/word/2024/wordml/sdtformatlock" xmlns:w16se="http://schemas.microsoft.com/office/word/2015/wordml/symex" xmlns:wpg="http://schemas.microsoft.com/office/word/2010/wordprocessingGroup" xmlns:wpi="http://schemas.microsoft.com/office/word/2010/wordprocessingInk" xmlns:wne="http://schemas.microsoft.com/office/word/2006/wordml" xmlns:wps="http://schemas.microsoft.com/office/word/2010/wordprocessingShape" mc:Ignorable="w14 w15 w16se w16cid w16 w16cex w16sdtdh w16sdtfl w16du wp14">
   <w:body>
-    <w:p>
-      <w:pPr>
-        <w:rPr>
-          <w:rFonts w:ascii="Times New Roman" w:hAnsi="Times New Roman"/>
-          <w:sz w:val="23"/>
-          <w:szCs w:val="23"/>
-        </w:rPr>
-      </w:pPr>
-      <w:r>
-        <w:rPr>
-          <w:noProof/>
-        </w:rPr>
-        <w:drawing>
-          <wp:anchor distT="0" distB="0" distL="114300" distR="114300" simplePos="0" relativeHeight="251658240" behindDoc="0" locked="1" layoutInCell="1" allowOverlap="1" wp14:anchorId="77BE9979" wp14:editId="6612AC25">
-            <wp:simplePos x="0" y="0"/>
-            <wp:positionH relativeFrom="column">
-              <wp:posOffset>-857250</wp:posOffset>
-            </wp:positionH>
-            <wp:positionV relativeFrom="page">
-              <wp:posOffset>142875</wp:posOffset>
-            </wp:positionV>
-            <wp:extent cx="7648575" cy="1590675"/>
-            <wp:effectExtent l="0" t="0" r="9525" b="9525"/>
-            <wp:wrapSquare wrapText="bothSides"/>
-            <wp:docPr id="3" name="Picture 3" descr="HEADING 3"/>
-            <wp:cNvGraphicFramePr>
-              <a:graphicFrameLocks xmlns:a="http://schemas.openxmlformats.org/drawingml/2006/main" noChangeAspect="1"/>
-            </wp:cNvGraphicFramePr>
-            <a:graphic xmlns:a="http://schemas.openxmlformats.org/drawingml/2006/main">
-              <a:graphicData uri="http://schemas.openxmlformats.org/drawingml/2006/picture">
-                <pic:pic xmlns:pic="http://schemas.openxmlformats.org/drawingml/2006/picture">
-                  <pic:nvPicPr>
-                    <pic:cNvPr id="0" name="Picture 6" descr="HEADING 3"/>
-                    <pic:cNvPicPr>
-                      <a:picLocks noChangeAspect="1" noChangeArrowheads="1"/>
-                    </pic:cNvPicPr>
-                  </pic:nvPicPr>
-                  <pic:blipFill>
-                    <a:blip r:embed="rId7" cstate="print">
-                      <a:extLst>
-                        <a:ext uri="{28A0092B-C50C-407E-A947-70E740481C1C}">
-                          <a14:useLocalDpi xmlns:a14="http://schemas.microsoft.com/office/drawing/2010/main" val="0"/>
-                        </a:ext>
-                      </a:extLst>
-                    </a:blip>
-                    <a:srcRect/>
-                    <a:stretch>
-                      <a:fillRect/>
-                    </a:stretch>
-                  </pic:blipFill>
-                  <pic:spPr bwMode="auto">
-                    <a:xfrm>
-                      <a:off x="0" y="0"/>
-                      <a:ext cx="7648575" cy="1590675"/>
-                    </a:xfrm>
-                    <a:prstGeom prst="rect">
-                      <a:avLst/>
-                    </a:prstGeom>
-                    <a:noFill/>
-                    <a:ln>
-                      <a:noFill/>
-                    </a:ln>
-                  </pic:spPr>
-                </pic:pic>
-              </a:graphicData>
-            </a:graphic>
-            <wp14:sizeRelH relativeFrom="page">
-              <wp14:pctWidth>0</wp14:pctWidth>
-            </wp14:sizeRelH>
-            <wp14:sizeRelV relativeFrom="page">
-              <wp14:pctHeight>0</wp14:pctHeight>
-            </wp14:sizeRelV>
-          </wp:anchor>
-        </w:drawing>
-      </w:r>
-    </w:p>
+    <w:p/>
     <w:p>
       <w:pPr>
         <w:jc w:val="both"/>
         <w:rPr>
-          <w:rFonts w:ascii="Times New Roman" w:hAnsi="Times New Roman"/>
-          <w:sz w:val="23"/>
-          <w:szCs w:val="23"/>
-        </w:rPr>
-      </w:pPr>
-      <w:r>
-        <w:rPr>
-          <w:rFonts w:ascii="Times New Roman" w:hAnsi="Times New Roman"/>
-          <w:sz w:val="23"/>
-          <w:szCs w:val="23"/>
+          <w:rFonts w:ascii="Times New Roman" w:hAnsi="Times New Roman" w:cs="Times New Roman"/>
+          <w:sz w:val="24"/>
+          <w:szCs w:val="24"/>
+        </w:rPr>
+      </w:pPr>
+      <w:r>
+        <w:rPr>
+          <w:rFonts w:ascii="Times New Roman" w:hAnsi="Times New Roman" w:cs="Times New Roman"/>
+          <w:sz w:val="24"/>
+          <w:szCs w:val="24"/>
         </w:rPr>
         <w:t>&lt;&lt;currentDate&gt;&gt;</w:t>
       </w:r>
@@ -117,8 +42,10 @@
                 <w:tab w:val="left" w:pos="5760"/>
               </w:tabs>
               <w:rPr>
-                <w:rFonts w:ascii="Times New Roman" w:hAnsi="Times New Roman"/>
+                <w:rFonts w:ascii="Times New Roman" w:hAnsi="Times New Roman" w:cs="Times New Roman"/>
                 <w:noProof/>
+                <w:sz w:val="24"/>
+                <w:szCs w:val="24"/>
               </w:rPr>
             </w:pPr>
           </w:p>
@@ -129,14 +56,16 @@
                 <w:tab w:val="left" w:pos="5760"/>
               </w:tabs>
               <w:rPr>
-                <w:rFonts w:ascii="Times New Roman" w:hAnsi="Times New Roman"/>
+                <w:rFonts w:ascii="Times New Roman" w:hAnsi="Times New Roman" w:cs="Times New Roman"/>
+                <w:sz w:val="24"/>
+                <w:szCs w:val="24"/>
               </w:rPr>
             </w:pPr>
             <w:r>
               <w:rPr>
-                <w:rFonts w:ascii="Times New Roman" w:hAnsi="Times New Roman"/>
-                <w:sz w:val="23"/>
-                <w:szCs w:val="23"/>
+                <w:rFonts w:ascii="Times New Roman" w:hAnsi="Times New Roman" w:cs="Times New Roman"/>
+                <w:sz w:val="24"/>
+                <w:szCs w:val="24"/>
               </w:rPr>
               <w:t>&lt;&lt;faOrgName&gt;&gt;</w:t>
             </w:r>
@@ -148,12 +77,16 @@
                 <w:tab w:val="left" w:pos="5760"/>
               </w:tabs>
               <w:rPr>
-                <w:rFonts w:ascii="Times New Roman" w:hAnsi="Times New Roman"/>
+                <w:rFonts w:ascii="Times New Roman" w:hAnsi="Times New Roman" w:cs="Times New Roman"/>
+                <w:sz w:val="24"/>
+                <w:szCs w:val="24"/>
               </w:rPr>
             </w:pPr>
             <w:r>
               <w:rPr>
-                <w:rFonts w:ascii="Times New Roman" w:hAnsi="Times New Roman"/>
+                <w:rFonts w:ascii="Times New Roman" w:hAnsi="Times New Roman" w:cs="Times New Roman"/>
+                <w:sz w:val="24"/>
+                <w:szCs w:val="24"/>
               </w:rPr>
               <w:t>&lt;&lt;faWorkAddr&gt;&gt;</w:t>
             </w:r>
@@ -165,14 +98,16 @@
                 <w:tab w:val="left" w:pos="5760"/>
               </w:tabs>
               <w:rPr>
-                <w:rFonts w:ascii="Times New Roman" w:hAnsi="Times New Roman"/>
+                <w:rFonts w:ascii="Times New Roman" w:hAnsi="Times New Roman" w:cs="Times New Roman"/>
+                <w:sz w:val="24"/>
+                <w:szCs w:val="24"/>
               </w:rPr>
             </w:pPr>
             <w:r>
               <w:rPr>
-                <w:rFonts w:ascii="Times New Roman" w:hAnsi="Times New Roman"/>
-                <w:sz w:val="23"/>
-                <w:szCs w:val="23"/>
+                <w:rFonts w:ascii="Times New Roman" w:hAnsi="Times New Roman" w:cs="Times New Roman"/>
+                <w:sz w:val="24"/>
+                <w:szCs w:val="24"/>
               </w:rPr>
               <w:t>&lt;&lt;faCSZ&gt;&gt;</w:t>
             </w:r>
@@ -184,7 +119,9 @@
                 <w:tab w:val="left" w:pos="5760"/>
               </w:tabs>
               <w:rPr>
-                <w:rFonts w:ascii="Times New Roman" w:hAnsi="Times New Roman"/>
+                <w:rFonts w:ascii="Times New Roman" w:hAnsi="Times New Roman" w:cs="Times New Roman"/>
+                <w:sz w:val="24"/>
+                <w:szCs w:val="24"/>
               </w:rPr>
             </w:pPr>
           </w:p>
@@ -200,20 +137,27 @@
                 <w:tab w:val="left" w:pos="5760"/>
               </w:tabs>
               <w:rPr>
-                <w:rFonts w:ascii="Times New Roman" w:hAnsi="Times New Roman"/>
+                <w:rFonts w:ascii="Times New Roman" w:hAnsi="Times New Roman" w:cs="Times New Roman"/>
+                <w:sz w:val="24"/>
+                <w:szCs w:val="24"/>
               </w:rPr>
             </w:pPr>
           </w:p>
           <w:p>
             <w:pPr>
               <w:pStyle w:val="Heading2"/>
+              <w:spacing w:before="0" w:after="0" w:line="240" w:lineRule="auto"/>
               <w:rPr>
-                <w:rFonts w:ascii="Times New Roman" w:hAnsi="Times New Roman"/>
+                <w:rFonts w:ascii="Times New Roman" w:hAnsi="Times New Roman" w:cs="Times New Roman"/>
+                <w:sz w:val="24"/>
+                <w:szCs w:val="24"/>
               </w:rPr>
             </w:pPr>
             <w:r>
               <w:rPr>
-                <w:rFonts w:ascii="Times New Roman" w:hAnsi="Times New Roman"/>
+                <w:rFonts w:ascii="Times New Roman" w:hAnsi="Times New Roman" w:cs="Times New Roman"/>
+                <w:sz w:val="24"/>
+                <w:szCs w:val="24"/>
               </w:rPr>
               <w:t>CONFIDENTIAL COMMUNICATION</w:t>
             </w:r>
@@ -224,18 +168,23 @@
                 <w:tab w:val="left" w:pos="5040"/>
                 <w:tab w:val="left" w:pos="5760"/>
               </w:tabs>
+              <w:spacing w:line="240" w:lineRule="auto"/>
               <w:rPr>
-                <w:rFonts w:ascii="Times New Roman" w:hAnsi="Times New Roman"/>
+                <w:rFonts w:ascii="Times New Roman" w:hAnsi="Times New Roman" w:cs="Times New Roman"/>
                 <w:i/>
                 <w:iCs/>
+                <w:sz w:val="24"/>
+                <w:szCs w:val="24"/>
                 <w:u w:val="single"/>
               </w:rPr>
             </w:pPr>
             <w:r>
               <w:rPr>
-                <w:rFonts w:ascii="Times New Roman" w:hAnsi="Times New Roman"/>
+                <w:rFonts w:ascii="Times New Roman" w:hAnsi="Times New Roman" w:cs="Times New Roman"/>
                 <w:i/>
                 <w:iCs/>
+                <w:sz w:val="24"/>
+                <w:szCs w:val="24"/>
                 <w:u w:val="single"/>
               </w:rPr>
               <w:t>ATTORNEY - CLIENT PRIVILEGED</w:t>
@@ -247,10 +196,13 @@
                 <w:tab w:val="left" w:pos="5040"/>
                 <w:tab w:val="left" w:pos="5760"/>
               </w:tabs>
+              <w:spacing w:line="240" w:lineRule="auto"/>
               <w:rPr>
-                <w:rFonts w:ascii="Times New Roman" w:hAnsi="Times New Roman"/>
+                <w:rFonts w:ascii="Times New Roman" w:hAnsi="Times New Roman" w:cs="Times New Roman"/>
                 <w:i/>
                 <w:iCs/>
+                <w:sz w:val="24"/>
+                <w:szCs w:val="24"/>
                 <w:u w:val="single"/>
               </w:rPr>
             </w:pPr>
@@ -258,39 +210,21 @@
           <w:p>
             <w:pPr>
               <w:pStyle w:val="Heading2"/>
+              <w:spacing w:before="0" w:after="0" w:line="240" w:lineRule="auto"/>
               <w:rPr>
-                <w:rFonts w:ascii="Times New Roman" w:hAnsi="Times New Roman"/>
+                <w:rFonts w:ascii="Times New Roman" w:hAnsi="Times New Roman" w:cs="Times New Roman"/>
+                <w:sz w:val="24"/>
+                <w:szCs w:val="24"/>
               </w:rPr>
             </w:pPr>
             <w:r>
               <w:rPr>
-                <w:rFonts w:ascii="Times New Roman" w:hAnsi="Times New Roman"/>
+                <w:rFonts w:ascii="Times New Roman" w:hAnsi="Times New Roman" w:cs="Times New Roman"/>
+                <w:sz w:val="24"/>
+                <w:szCs w:val="24"/>
               </w:rPr>
-              <w:t xml:space="preserve">VIA E-MAIL </w:t>
+              <w:t xml:space="preserve">VIA E-MAIL &lt;&lt;recipientEmail&gt;&gt; </w:t>
             </w:r>
-            <w:r>
-              <w:rPr>
-                <w:rFonts w:ascii="Times New Roman" w:hAnsi="Times New Roman"/>
-                <w:iCs w:val="0"/>
-                <w:sz w:val="23"/>
-                <w:szCs w:val="23"/>
-              </w:rPr>
-              <w:t>&lt;&lt;recipientEmail&gt;&gt;</w:t>
-            </w:r>
-            <w:r>
-              <w:rPr>
-                <w:rFonts w:ascii="Times New Roman" w:hAnsi="Times New Roman"/>
-              </w:rPr>
-              <w:t xml:space="preserve"> </w:t>
-            </w:r>
-          </w:p>
-          <w:p>
-            <w:pPr>
-              <w:pStyle w:val="Heading2"/>
-              <w:rPr>
-                <w:rFonts w:ascii="Times New Roman" w:hAnsi="Times New Roman"/>
-              </w:rPr>
-            </w:pPr>
           </w:p>
         </w:tc>
       </w:tr>
@@ -301,7 +235,9 @@
           <w:tab w:val="left" w:pos="-1440"/>
         </w:tabs>
         <w:rPr>
-          <w:rFonts w:ascii="Times New Roman" w:hAnsi="Times New Roman"/>
+          <w:rFonts w:ascii="Times New Roman" w:hAnsi="Times New Roman" w:cs="Times New Roman"/>
+          <w:sz w:val="24"/>
+          <w:szCs w:val="24"/>
         </w:rPr>
       </w:pPr>
     </w:p>
@@ -312,59 +248,66 @@
         </w:tabs>
         <w:ind w:left="720" w:hanging="720"/>
         <w:rPr>
-          <w:rFonts w:ascii="Times New Roman" w:hAnsi="Times New Roman"/>
+          <w:rFonts w:ascii="Times New Roman" w:hAnsi="Times New Roman" w:cs="Times New Roman"/>
           <w:b/>
           <w:bCs/>
           <w:noProof/>
-        </w:rPr>
-      </w:pPr>
-      <w:r>
-        <w:rPr>
-          <w:rFonts w:ascii="Times New Roman" w:hAnsi="Times New Roman"/>
+          <w:sz w:val="24"/>
+          <w:szCs w:val="24"/>
+        </w:rPr>
+      </w:pPr>
+      <w:r>
+        <w:rPr>
+          <w:rFonts w:ascii="Times New Roman" w:hAnsi="Times New Roman" w:cs="Times New Roman"/>
+          <w:sz w:val="24"/>
+          <w:szCs w:val="24"/>
         </w:rPr>
         <w:t>Re:</w:t>
       </w:r>
       <w:r>
         <w:rPr>
-          <w:rFonts w:ascii="Times New Roman" w:hAnsi="Times New Roman"/>
+          <w:rFonts w:ascii="Times New Roman" w:hAnsi="Times New Roman" w:cs="Times New Roman"/>
+          <w:sz w:val="24"/>
+          <w:szCs w:val="24"/>
         </w:rPr>
         <w:tab/>
       </w:r>
       <w:r>
         <w:rPr>
-          <w:rFonts w:ascii="Times New Roman" w:hAnsi="Times New Roman"/>
+          <w:rFonts w:ascii="Times New Roman" w:hAnsi="Times New Roman" w:cs="Times New Roman"/>
           <w:b/>
-        </w:rPr>
-        <w:t>Your</w:t>
-      </w:r>
-      <w:r>
-        <w:rPr>
-          <w:rFonts w:ascii="Times New Roman" w:hAnsi="Times New Roman"/>
-          <w:b/>
-        </w:rPr>
-        <w:t xml:space="preserve"> </w:t>
-      </w:r>
-      <w:r>
-        <w:rPr>
-          <w:rFonts w:ascii="Times New Roman" w:hAnsi="Times New Roman"/>
+          <w:sz w:val="24"/>
+          <w:szCs w:val="24"/>
+        </w:rPr>
+        <w:t xml:space="preserve">Your </w:t>
+      </w:r>
+      <w:r>
+        <w:rPr>
+          <w:rFonts w:ascii="Times New Roman" w:hAnsi="Times New Roman" w:cs="Times New Roman"/>
           <w:b/>
           <w:noProof/>
+          <w:sz w:val="24"/>
+          <w:szCs w:val="24"/>
         </w:rPr>
         <w:t>Ref. No.</w:t>
       </w:r>
       <w:r>
         <w:rPr>
-          <w:rFonts w:ascii="Times New Roman" w:hAnsi="Times New Roman"/>
+          <w:rFonts w:ascii="Times New Roman" w:hAnsi="Times New Roman" w:cs="Times New Roman"/>
           <w:noProof/>
+          <w:sz w:val="24"/>
+          <w:szCs w:val="24"/>
         </w:rPr>
         <w:t xml:space="preserve"> </w:t>
       </w:r>
       <w:r>
         <w:rPr>
-          <w:rFonts w:ascii="Times New Roman" w:hAnsi="Times New Roman"/>
+          <w:rFonts w:ascii="Times New Roman" w:hAnsi="Times New Roman" w:cs="Times New Roman"/>
           <w:b/>
           <w:bCs/>
           <w:noProof/>
+          <w:sz w:val="24"/>
+          <w:szCs w:val="24"/>
         </w:rPr>
         <w:t>&lt;&lt;faclientRefNo&gt;&gt;</w:t>
       </w:r>
@@ -376,38 +319,30 @@
         </w:tabs>
         <w:ind w:left="720" w:hanging="720"/>
         <w:rPr>
-          <w:rFonts w:ascii="Times New Roman" w:hAnsi="Times New Roman"/>
-        </w:rPr>
-      </w:pPr>
-      <w:r>
-        <w:rPr>
-          <w:rFonts w:ascii="Times New Roman" w:hAnsi="Times New Roman"/>
+          <w:rFonts w:ascii="Times New Roman" w:hAnsi="Times New Roman" w:cs="Times New Roman"/>
+          <w:sz w:val="24"/>
+          <w:szCs w:val="24"/>
+        </w:rPr>
+      </w:pPr>
+      <w:r>
+        <w:rPr>
+          <w:rFonts w:ascii="Times New Roman" w:hAnsi="Times New Roman" w:cs="Times New Roman"/>
           <w:b/>
           <w:bCs/>
           <w:noProof/>
+          <w:sz w:val="24"/>
+          <w:szCs w:val="24"/>
         </w:rPr>
         <w:tab/>
       </w:r>
       <w:r>
         <w:rPr>
-          <w:rFonts w:ascii="Times New Roman" w:hAnsi="Times New Roman"/>
+          <w:rFonts w:ascii="Times New Roman" w:hAnsi="Times New Roman" w:cs="Times New Roman"/>
           <w:noProof/>
-        </w:rPr>
-        <w:t>SLW Ref. No. &lt;&lt;matterNo&gt;&gt;</w:t>
-      </w:r>
-      <w:r>
-        <w:rPr>
-          <w:rFonts w:ascii="Times New Roman" w:hAnsi="Times New Roman"/>
-          <w:noProof/>
-        </w:rPr>
-        <w:t xml:space="preserve"> - Client </w:t>
-      </w:r>
-      <w:r>
-        <w:rPr>
-          <w:rFonts w:ascii="Times New Roman" w:hAnsi="Times New Roman"/>
-          <w:noProof/>
-        </w:rPr>
-        <w:t>&lt;&lt;clientRefNo&gt;&gt;</w:t>
+          <w:sz w:val="24"/>
+          <w:szCs w:val="24"/>
+        </w:rPr>
+        <w:t>SLW Ref. No. &lt;&lt;matterNo&gt;&gt; - Client &lt;&lt;clientRefNo&gt;&gt;</w:t>
       </w:r>
     </w:p>
     <w:p>
@@ -417,43 +352,25 @@
         </w:tabs>
         <w:ind w:firstLine="720"/>
         <w:rPr>
-          <w:rFonts w:ascii="Times New Roman" w:hAnsi="Times New Roman"/>
-        </w:rPr>
-      </w:pPr>
-      <w:r>
-        <w:rPr>
-          <w:rFonts w:ascii="Times New Roman" w:hAnsi="Times New Roman"/>
-          <w:sz w:val="23"/>
-          <w:szCs w:val="23"/>
-        </w:rPr>
-        <w:t>&lt;&lt;</w:t>
-      </w:r>
-      <w:r>
-        <w:rPr>
-          <w:rFonts w:ascii="Times New Roman" w:hAnsi="Times New Roman"/>
-          <w:sz w:val="23"/>
-          <w:szCs w:val="23"/>
-        </w:rPr>
-        <w:t>matterCountryN</w:t>
-      </w:r>
-      <w:r>
-        <w:rPr>
-          <w:rFonts w:ascii="Times New Roman" w:hAnsi="Times New Roman"/>
-          <w:sz w:val="23"/>
-          <w:szCs w:val="23"/>
-        </w:rPr>
-        <w:t>ame&gt;&gt;</w:t>
-      </w:r>
-      <w:r>
-        <w:rPr>
-          <w:rFonts w:ascii="Times New Roman" w:hAnsi="Times New Roman"/>
-        </w:rPr>
-        <w:t xml:space="preserve"> Application No. </w:t>
-      </w:r>
-      <w:r>
-        <w:rPr>
-          <w:rFonts w:ascii="Times New Roman" w:hAnsi="Times New Roman"/>
+          <w:rFonts w:ascii="Times New Roman" w:hAnsi="Times New Roman" w:cs="Times New Roman"/>
+          <w:sz w:val="24"/>
+          <w:szCs w:val="24"/>
+        </w:rPr>
+      </w:pPr>
+      <w:r>
+        <w:rPr>
+          <w:rFonts w:ascii="Times New Roman" w:hAnsi="Times New Roman" w:cs="Times New Roman"/>
+          <w:sz w:val="24"/>
+          <w:szCs w:val="24"/>
+        </w:rPr>
+        <w:t xml:space="preserve">&lt;&lt;matterCountryName&gt;&gt; Application No. </w:t>
+      </w:r>
+      <w:r>
+        <w:rPr>
+          <w:rFonts w:ascii="Times New Roman" w:hAnsi="Times New Roman" w:cs="Times New Roman"/>
           <w:noProof/>
+          <w:sz w:val="24"/>
+          <w:szCs w:val="24"/>
         </w:rPr>
         <w:t>&lt;&lt;serialNo&gt;&gt;</w:t>
       </w:r>
@@ -465,12 +382,16 @@
         </w:tabs>
         <w:ind w:firstLine="720"/>
         <w:rPr>
-          <w:rFonts w:ascii="Times New Roman" w:hAnsi="Times New Roman"/>
-        </w:rPr>
-      </w:pPr>
-      <w:r>
-        <w:rPr>
-          <w:rFonts w:ascii="Times New Roman" w:hAnsi="Times New Roman"/>
+          <w:rFonts w:ascii="Times New Roman" w:hAnsi="Times New Roman" w:cs="Times New Roman"/>
+          <w:sz w:val="24"/>
+          <w:szCs w:val="24"/>
+        </w:rPr>
+      </w:pPr>
+      <w:r>
+        <w:rPr>
+          <w:rFonts w:ascii="Times New Roman" w:hAnsi="Times New Roman" w:cs="Times New Roman"/>
+          <w:sz w:val="24"/>
+          <w:szCs w:val="24"/>
         </w:rPr>
         <w:t>Applicant:  &lt;&lt;faAssignee&gt;&gt;</w:t>
       </w:r>
@@ -482,7 +403,9 @@
         </w:tabs>
         <w:ind w:left="720" w:hanging="720"/>
         <w:rPr>
-          <w:rFonts w:ascii="Times New Roman" w:hAnsi="Times New Roman"/>
+          <w:rFonts w:ascii="Times New Roman" w:hAnsi="Times New Roman" w:cs="Times New Roman"/>
+          <w:sz w:val="24"/>
+          <w:szCs w:val="24"/>
         </w:rPr>
       </w:pPr>
     </w:p>
@@ -493,26 +416,18 @@
         </w:tabs>
         <w:jc w:val="both"/>
         <w:rPr>
-          <w:rFonts w:ascii="Times New Roman" w:hAnsi="Times New Roman"/>
-        </w:rPr>
-      </w:pPr>
-      <w:r>
-        <w:rPr>
-          <w:rFonts w:ascii="Times New Roman" w:hAnsi="Times New Roman"/>
-        </w:rPr>
-        <w:t xml:space="preserve">Dear </w:t>
-      </w:r>
-      <w:r>
-        <w:rPr>
-          <w:rFonts w:ascii="Times New Roman" w:hAnsi="Times New Roman"/>
-        </w:rPr>
-        <w:t>Colleague</w:t>
-      </w:r>
-      <w:r>
-        <w:rPr>
-          <w:rFonts w:ascii="Times New Roman" w:hAnsi="Times New Roman"/>
-        </w:rPr>
-        <w:t>:</w:t>
+          <w:rFonts w:ascii="Times New Roman" w:hAnsi="Times New Roman" w:cs="Times New Roman"/>
+          <w:sz w:val="24"/>
+          <w:szCs w:val="24"/>
+        </w:rPr>
+      </w:pPr>
+      <w:r>
+        <w:rPr>
+          <w:rFonts w:ascii="Times New Roman" w:hAnsi="Times New Roman" w:cs="Times New Roman"/>
+          <w:sz w:val="24"/>
+          <w:szCs w:val="24"/>
+        </w:rPr>
+        <w:t>Dear Colleague:</w:t>
       </w:r>
     </w:p>
     <w:p>
@@ -522,7 +437,9 @@
         </w:tabs>
         <w:jc w:val="both"/>
         <w:rPr>
-          <w:rFonts w:ascii="Times New Roman" w:hAnsi="Times New Roman"/>
+          <w:rFonts w:ascii="Times New Roman" w:hAnsi="Times New Roman" w:cs="Times New Roman"/>
+          <w:sz w:val="24"/>
+          <w:szCs w:val="24"/>
         </w:rPr>
       </w:pPr>
     </w:p>
@@ -531,40 +448,21 @@
         <w:tabs>
           <w:tab w:val="left" w:pos="-1440"/>
         </w:tabs>
+        <w:spacing w:line="240" w:lineRule="auto"/>
         <w:jc w:val="both"/>
         <w:rPr>
-          <w:rFonts w:ascii="Times New Roman" w:hAnsi="Times New Roman"/>
-        </w:rPr>
-      </w:pPr>
-      <w:r>
-        <w:rPr>
-          <w:rFonts w:ascii="Times New Roman" w:hAnsi="Times New Roman"/>
-        </w:rPr>
-        <w:t xml:space="preserve">This will acknowledge receipt of your correspondence dated </w:t>
-      </w:r>
-      <w:r>
-        <w:rPr>
-          <w:rFonts w:ascii="Times New Roman" w:hAnsi="Times New Roman"/>
-        </w:rPr>
-        <w:t>&lt;&lt;corrDate&gt;&gt;,</w:t>
-      </w:r>
-      <w:r>
-        <w:rPr>
-          <w:rFonts w:ascii="Times New Roman" w:hAnsi="Times New Roman"/>
-        </w:rPr>
-        <w:t xml:space="preserve"> reporting the Offic</w:t>
-      </w:r>
-      <w:r>
-        <w:rPr>
-          <w:rFonts w:ascii="Times New Roman" w:hAnsi="Times New Roman"/>
-        </w:rPr>
-        <w:t>e</w:t>
-      </w:r>
-      <w:r>
-        <w:rPr>
-          <w:rFonts w:ascii="Times New Roman" w:hAnsi="Times New Roman"/>
-        </w:rPr>
-        <w:t xml:space="preserve"> Action relative to the above identified patent application.</w:t>
+          <w:rFonts w:ascii="Times New Roman" w:hAnsi="Times New Roman" w:cs="Times New Roman"/>
+          <w:sz w:val="24"/>
+          <w:szCs w:val="24"/>
+        </w:rPr>
+      </w:pPr>
+      <w:r>
+        <w:rPr>
+          <w:rFonts w:ascii="Times New Roman" w:hAnsi="Times New Roman" w:cs="Times New Roman"/>
+          <w:sz w:val="24"/>
+          <w:szCs w:val="24"/>
+        </w:rPr>
+        <w:t>This will acknowledge receipt of your correspondence dated &lt;&lt;corrDate&gt;&gt;, reporting the Office Action relative to the above identified patent application.</w:t>
       </w:r>
     </w:p>
     <w:p>
@@ -572,94 +470,53 @@
         <w:tabs>
           <w:tab w:val="left" w:pos="-1440"/>
         </w:tabs>
+        <w:spacing w:line="240" w:lineRule="auto"/>
         <w:jc w:val="both"/>
         <w:rPr>
-          <w:rFonts w:ascii="Times New Roman" w:hAnsi="Times New Roman"/>
-        </w:rPr>
-      </w:pPr>
-    </w:p>
-    <w:p>
-      <w:pPr>
+          <w:rFonts w:ascii="Times New Roman" w:hAnsi="Times New Roman" w:cs="Times New Roman"/>
+          <w:sz w:val="24"/>
+          <w:szCs w:val="24"/>
+        </w:rPr>
+      </w:pPr>
+    </w:p>
+    <w:p>
+      <w:pPr>
+        <w:spacing w:line="240" w:lineRule="auto"/>
         <w:jc w:val="both"/>
-      </w:pPr>
-      <w:r>
-        <w:rPr>
-          <w:rFonts w:ascii="Times New Roman" w:hAnsi="Times New Roman"/>
+        <w:rPr>
+          <w:rFonts w:ascii="Times New Roman" w:hAnsi="Times New Roman" w:cs="Times New Roman"/>
+          <w:sz w:val="24"/>
+          <w:szCs w:val="24"/>
+        </w:rPr>
+      </w:pPr>
+      <w:r>
+        <w:rPr>
+          <w:rFonts w:ascii="Times New Roman" w:hAnsi="Times New Roman" w:cs="Times New Roman"/>
           <w:color w:val="000000"/>
-        </w:rPr>
-        <w:t xml:space="preserve">Please use the following instructions </w:t>
-      </w:r>
-      <w:r>
-        <w:rPr>
-          <w:rFonts w:ascii="Times New Roman" w:hAnsi="Times New Roman"/>
-          <w:color w:val="000000"/>
-        </w:rPr>
-        <w:t>as a guideline for</w:t>
-      </w:r>
-      <w:r>
-        <w:rPr>
-          <w:rFonts w:ascii="Times New Roman" w:hAnsi="Times New Roman"/>
-          <w:color w:val="000000"/>
-        </w:rPr>
-        <w:t xml:space="preserve"> </w:t>
-      </w:r>
-      <w:r>
-        <w:rPr>
-          <w:rFonts w:ascii="Times New Roman" w:hAnsi="Times New Roman"/>
-          <w:color w:val="000000"/>
-        </w:rPr>
-        <w:t>respond</w:t>
-      </w:r>
-      <w:r>
-        <w:rPr>
-          <w:rFonts w:ascii="Times New Roman" w:hAnsi="Times New Roman"/>
-          <w:color w:val="000000"/>
-        </w:rPr>
-        <w:t>ing</w:t>
-      </w:r>
-      <w:r>
-        <w:rPr>
-          <w:rFonts w:ascii="Times New Roman" w:hAnsi="Times New Roman"/>
-          <w:color w:val="000000"/>
-        </w:rPr>
-        <w:t xml:space="preserve"> by the </w:t>
-      </w:r>
-      <w:r>
-        <w:rPr>
-          <w:rFonts w:ascii="Times New Roman" w:hAnsi="Times New Roman"/>
+          <w:sz w:val="24"/>
+          <w:szCs w:val="24"/>
+        </w:rPr>
+        <w:t xml:space="preserve">Please use the following instructions as a guideline for responding by the </w:t>
+      </w:r>
+      <w:r>
+        <w:rPr>
+          <w:rFonts w:ascii="Times New Roman" w:hAnsi="Times New Roman" w:cs="Times New Roman"/>
           <w:b/>
           <w:color w:val="000000"/>
+          <w:sz w:val="24"/>
+          <w:szCs w:val="24"/>
           <w:u w:val="single"/>
         </w:rPr>
         <w:t>&lt;&lt;cdueDate&gt;&gt;</w:t>
       </w:r>
       <w:r>
         <w:rPr>
-          <w:rFonts w:ascii="Times New Roman" w:hAnsi="Times New Roman"/>
+          <w:rFonts w:ascii="Times New Roman" w:hAnsi="Times New Roman" w:cs="Times New Roman"/>
           <w:color w:val="000000"/>
-        </w:rPr>
-        <w:t xml:space="preserve"> deadline.</w:t>
-      </w:r>
-      <w:r>
-        <w:rPr>
-          <w:rFonts w:ascii="Times New Roman" w:hAnsi="Times New Roman"/>
-          <w:color w:val="000000"/>
-        </w:rPr>
-        <w:t xml:space="preserve">  Of course, we defer to your expertise in &lt;&lt;countryType&gt;&gt; </w:t>
-      </w:r>
-      <w:r>
-        <w:rPr>
-          <w:rFonts w:ascii="Times New Roman" w:hAnsi="Times New Roman"/>
-          <w:color w:val="000000"/>
-        </w:rPr>
-        <w:t>Patent Law</w:t>
-      </w:r>
-      <w:r>
-        <w:rPr>
-          <w:rFonts w:ascii="Times New Roman" w:hAnsi="Times New Roman"/>
-          <w:color w:val="000000"/>
-        </w:rPr>
-        <w:t xml:space="preserve"> when preparing the response. Please contact us if you disagree with the approach we are suggesting.</w:t>
+          <w:sz w:val="24"/>
+          <w:szCs w:val="24"/>
+        </w:rPr>
+        <w:t xml:space="preserve"> deadline.  Of course, we defer to your expertise in &lt;&lt;countryType&gt;&gt; Patent Law when preparing the response. Please contact us if you disagree with the approach we are suggesting.</w:t>
       </w:r>
     </w:p>
     <w:p>
@@ -667,10 +524,13 @@
         <w:tabs>
           <w:tab w:val="left" w:pos="-1440"/>
         </w:tabs>
+        <w:spacing w:line="240" w:lineRule="auto"/>
         <w:jc w:val="both"/>
         <w:rPr>
-          <w:rFonts w:ascii="Times New Roman" w:hAnsi="Times New Roman"/>
+          <w:rFonts w:ascii="Times New Roman" w:hAnsi="Times New Roman" w:cs="Times New Roman"/>
           <w:color w:val="000000"/>
+          <w:sz w:val="24"/>
+          <w:szCs w:val="24"/>
         </w:rPr>
       </w:pPr>
     </w:p>
@@ -679,12 +539,15 @@
         <w:tabs>
           <w:tab w:val="left" w:pos="-1440"/>
         </w:tabs>
+        <w:spacing w:line="240" w:lineRule="auto"/>
         <w:jc w:val="both"/>
         <w:rPr>
-          <w:rFonts w:ascii="Times New Roman" w:hAnsi="Times New Roman"/>
+          <w:rFonts w:ascii="Times New Roman" w:hAnsi="Times New Roman" w:cs="Times New Roman"/>
           <w:b/>
           <w:bCs/>
           <w:color w:val="000000"/>
+          <w:sz w:val="24"/>
+          <w:szCs w:val="24"/>
         </w:rPr>
       </w:pPr>
     </w:p>
@@ -693,12 +556,15 @@
         <w:tabs>
           <w:tab w:val="left" w:pos="-1440"/>
         </w:tabs>
+        <w:spacing w:line="240" w:lineRule="auto"/>
         <w:jc w:val="both"/>
         <w:rPr>
-          <w:rFonts w:ascii="Times New Roman" w:hAnsi="Times New Roman"/>
+          <w:rFonts w:ascii="Times New Roman" w:hAnsi="Times New Roman" w:cs="Times New Roman"/>
           <w:b/>
           <w:bCs/>
           <w:color w:val="000000"/>
+          <w:sz w:val="24"/>
+          <w:szCs w:val="24"/>
         </w:rPr>
       </w:pPr>
     </w:p>
@@ -707,12 +573,15 @@
         <w:tabs>
           <w:tab w:val="left" w:pos="-1440"/>
         </w:tabs>
+        <w:spacing w:line="240" w:lineRule="auto"/>
         <w:jc w:val="both"/>
         <w:rPr>
-          <w:rFonts w:ascii="Times New Roman" w:hAnsi="Times New Roman"/>
+          <w:rFonts w:ascii="Times New Roman" w:hAnsi="Times New Roman" w:cs="Times New Roman"/>
           <w:b/>
           <w:bCs/>
           <w:color w:val="000000"/>
+          <w:sz w:val="24"/>
+          <w:szCs w:val="24"/>
         </w:rPr>
       </w:pPr>
     </w:p>
@@ -721,12 +590,15 @@
         <w:tabs>
           <w:tab w:val="left" w:pos="-1440"/>
         </w:tabs>
+        <w:spacing w:line="240" w:lineRule="auto"/>
         <w:jc w:val="both"/>
         <w:rPr>
-          <w:rFonts w:ascii="Times New Roman" w:hAnsi="Times New Roman"/>
+          <w:rFonts w:ascii="Times New Roman" w:hAnsi="Times New Roman" w:cs="Times New Roman"/>
           <w:b/>
           <w:bCs/>
           <w:color w:val="000000"/>
+          <w:sz w:val="24"/>
+          <w:szCs w:val="24"/>
         </w:rPr>
       </w:pPr>
     </w:p>
@@ -735,16 +607,21 @@
         <w:tabs>
           <w:tab w:val="left" w:pos="-1440"/>
         </w:tabs>
+        <w:spacing w:line="240" w:lineRule="auto"/>
         <w:jc w:val="both"/>
         <w:rPr>
-          <w:rFonts w:ascii="Times New Roman" w:hAnsi="Times New Roman"/>
-        </w:rPr>
-      </w:pPr>
-      <w:r>
-        <w:rPr>
-          <w:rFonts w:ascii="Times New Roman" w:hAnsi="Times New Roman"/>
+          <w:rFonts w:ascii="Times New Roman" w:hAnsi="Times New Roman" w:cs="Times New Roman"/>
+          <w:sz w:val="24"/>
+          <w:szCs w:val="24"/>
+        </w:rPr>
+      </w:pPr>
+      <w:r>
+        <w:rPr>
+          <w:rFonts w:ascii="Times New Roman" w:hAnsi="Times New Roman" w:cs="Times New Roman"/>
           <w:b/>
           <w:bCs/>
+          <w:sz w:val="24"/>
+          <w:szCs w:val="24"/>
         </w:rPr>
         <w:t>ATTORNEY COMMENTS:</w:t>
       </w:r>
@@ -754,9 +631,12 @@
         <w:tabs>
           <w:tab w:val="left" w:pos="-1440"/>
         </w:tabs>
+        <w:spacing w:line="240" w:lineRule="auto"/>
         <w:jc w:val="both"/>
         <w:rPr>
-          <w:rFonts w:ascii="Times New Roman" w:hAnsi="Times New Roman"/>
+          <w:rFonts w:ascii="Times New Roman" w:hAnsi="Times New Roman" w:cs="Times New Roman"/>
+          <w:sz w:val="24"/>
+          <w:szCs w:val="24"/>
         </w:rPr>
       </w:pPr>
     </w:p>
@@ -765,29 +645,39 @@
         <w:tabs>
           <w:tab w:val="left" w:pos="-1440"/>
         </w:tabs>
+        <w:spacing w:line="240" w:lineRule="auto"/>
         <w:jc w:val="both"/>
         <w:rPr>
-          <w:rFonts w:ascii="Times New Roman" w:hAnsi="Times New Roman"/>
-        </w:rPr>
-      </w:pPr>
-    </w:p>
-    <w:p>
-      <w:pPr>
-        <w:rPr>
-          <w:rFonts w:ascii="Times New Roman" w:hAnsi="Times New Roman"/>
-        </w:rPr>
-      </w:pPr>
-      <w:r>
-        <w:rPr>
-          <w:rFonts w:ascii="Times New Roman" w:hAnsi="Times New Roman"/>
+          <w:rFonts w:ascii="Times New Roman" w:hAnsi="Times New Roman" w:cs="Times New Roman"/>
+          <w:sz w:val="24"/>
+          <w:szCs w:val="24"/>
+        </w:rPr>
+      </w:pPr>
+    </w:p>
+    <w:p>
+      <w:pPr>
+        <w:spacing w:line="240" w:lineRule="auto"/>
+        <w:rPr>
+          <w:rFonts w:ascii="Times New Roman" w:hAnsi="Times New Roman" w:cs="Times New Roman"/>
+          <w:sz w:val="24"/>
+          <w:szCs w:val="24"/>
+        </w:rPr>
+      </w:pPr>
+      <w:r>
+        <w:rPr>
+          <w:rFonts w:ascii="Times New Roman" w:hAnsi="Times New Roman" w:cs="Times New Roman"/>
+          <w:sz w:val="24"/>
+          <w:szCs w:val="24"/>
         </w:rPr>
         <w:t xml:space="preserve">Please ensure all communications relating to newly filed applications, acknowledgement of new filing instructions, formal documents, filing and issue dates, deadline dates, final reminders and  documents/responses filed with the patent office are reported via the HONU reporting platform </w:t>
       </w:r>
-      <w:hyperlink r:id="rId8" w:history="1">
+      <w:hyperlink r:id="rId7" w:history="1">
         <w:r>
           <w:rPr>
-            <w:rFonts w:ascii="Times New Roman" w:hAnsi="Times New Roman"/>
+            <w:rFonts w:ascii="Times New Roman" w:hAnsi="Times New Roman" w:cs="Times New Roman"/>
             <w:color w:val="0000FF"/>
+            <w:sz w:val="24"/>
+            <w:szCs w:val="24"/>
             <w:u w:val="single"/>
           </w:rPr>
           <w:t>HONU reporting portal</w:t>
@@ -795,145 +685,204 @@
       </w:hyperlink>
       <w:r>
         <w:rPr>
-          <w:rFonts w:ascii="Times New Roman" w:hAnsi="Times New Roman"/>
+          <w:rFonts w:ascii="Times New Roman" w:hAnsi="Times New Roman" w:cs="Times New Roman"/>
+          <w:sz w:val="24"/>
+          <w:szCs w:val="24"/>
         </w:rPr>
         <w:t xml:space="preserve">. Access to the HONU reporting platform is by invitation only.  </w:t>
       </w:r>
       <w:r>
         <w:rPr>
-          <w:rFonts w:ascii="Times New Roman" w:hAnsi="Times New Roman"/>
+          <w:rFonts w:ascii="Times New Roman" w:hAnsi="Times New Roman" w:cs="Times New Roman"/>
           <w:b/>
           <w:bCs/>
+          <w:sz w:val="24"/>
+          <w:szCs w:val="24"/>
         </w:rPr>
         <w:t>If your firm has not yet received an invitation to report directly to the HONU platform, please let us know immediately and we can organise for an invitation to be sent to your firm.</w:t>
       </w:r>
     </w:p>
     <w:p>
       <w:pPr>
-        <w:rPr>
-          <w:rFonts w:ascii="Times New Roman" w:hAnsi="Times New Roman"/>
-        </w:rPr>
-      </w:pPr>
-    </w:p>
-    <w:p>
-      <w:pPr>
-        <w:rPr>
-          <w:rFonts w:ascii="Times New Roman" w:hAnsi="Times New Roman"/>
-        </w:rPr>
-      </w:pPr>
-      <w:r>
-        <w:rPr>
-          <w:rFonts w:ascii="Times New Roman" w:hAnsi="Times New Roman"/>
-        </w:rPr>
-        <w:t xml:space="preserve">Within the HONU platform there is a facility for sending emails as part of the reporting process.  Please ensure that you copy </w:t>
-      </w:r>
-      <w:r>
-        <w:rPr>
-          <w:rFonts w:ascii="Times New Roman" w:hAnsi="Times New Roman"/>
-        </w:rPr>
-        <w:t>the paralegal</w:t>
-      </w:r>
-      <w:r>
-        <w:rPr>
-          <w:rFonts w:ascii="Times New Roman" w:hAnsi="Times New Roman"/>
-        </w:rPr>
-        <w:t xml:space="preserve"> in on any email sent at </w:t>
-      </w:r>
-      <w:r>
-        <w:rPr>
-          <w:rFonts w:ascii="Times New Roman" w:hAnsi="Times New Roman"/>
+        <w:spacing w:line="240" w:lineRule="auto"/>
+        <w:rPr>
+          <w:rFonts w:ascii="Times New Roman" w:hAnsi="Times New Roman" w:cs="Times New Roman"/>
+          <w:sz w:val="24"/>
+          <w:szCs w:val="24"/>
+        </w:rPr>
+      </w:pPr>
+    </w:p>
+    <w:p>
+      <w:pPr>
+        <w:spacing w:line="240" w:lineRule="auto"/>
+        <w:rPr>
+          <w:rFonts w:ascii="Times New Roman" w:hAnsi="Times New Roman" w:cs="Times New Roman"/>
+          <w:sz w:val="24"/>
+          <w:szCs w:val="24"/>
+        </w:rPr>
+      </w:pPr>
+      <w:r>
+        <w:rPr>
+          <w:rFonts w:ascii="Times New Roman" w:hAnsi="Times New Roman" w:cs="Times New Roman"/>
+          <w:sz w:val="24"/>
+          <w:szCs w:val="24"/>
+        </w:rPr>
+        <w:t xml:space="preserve">Within the HONU platform there is a facility for sending emails as part of the reporting process.  Please ensure that you copy the paralegal in on any email sent at </w:t>
+      </w:r>
+      <w:r>
+        <w:rPr>
+          <w:rFonts w:ascii="Times New Roman" w:hAnsi="Times New Roman" w:cs="Times New Roman"/>
           <w:color w:val="000000" w:themeColor="text1"/>
+          <w:sz w:val="24"/>
+          <w:szCs w:val="24"/>
         </w:rPr>
         <w:t>&lt;&lt;ffparaEmail&gt;&gt;</w:t>
       </w:r>
       <w:r>
         <w:rPr>
-          <w:rFonts w:ascii="Times New Roman" w:hAnsi="Times New Roman"/>
-        </w:rPr>
-        <w:t xml:space="preserve">. </w:t>
-      </w:r>
-      <w:r>
-        <w:rPr>
-          <w:rFonts w:ascii="Times New Roman" w:hAnsi="Times New Roman"/>
-        </w:rPr>
-        <w:t xml:space="preserve">Additionally, please provide us with an electronic copy of the new current claim set in English </w:t>
-      </w:r>
-      <w:r>
-        <w:rPr>
-          <w:rFonts w:ascii="Times New Roman" w:hAnsi="Times New Roman"/>
-        </w:rPr>
-        <w:t xml:space="preserve">and in Word format </w:t>
-      </w:r>
-      <w:r>
-        <w:rPr>
-          <w:rFonts w:ascii="Times New Roman" w:hAnsi="Times New Roman"/>
-        </w:rPr>
-        <w:t>when reporting filing of the response.</w:t>
-      </w:r>
-      <w:r>
-        <w:rPr>
-          <w:rFonts w:ascii="Times New Roman" w:hAnsi="Times New Roman"/>
+          <w:rFonts w:ascii="Times New Roman" w:hAnsi="Times New Roman" w:cs="Times New Roman"/>
+          <w:sz w:val="24"/>
+          <w:szCs w:val="24"/>
+        </w:rPr>
+        <w:t xml:space="preserve">. Additionally, </w:t>
+      </w:r>
+      <w:r>
+        <w:rPr>
+          <w:rFonts w:ascii="Times New Roman" w:hAnsi="Times New Roman" w:cs="Times New Roman"/>
+          <w:sz w:val="24"/>
+          <w:szCs w:val="24"/>
+        </w:rPr>
+        <w:lastRenderedPageBreak/>
+        <w:t xml:space="preserve">please provide us with an electronic copy of the new current claim set in English and in Word format when reporting filing of the response. </w:t>
+      </w:r>
+    </w:p>
+    <w:p>
+      <w:pPr>
+        <w:spacing w:after="40" w:line="240" w:lineRule="auto"/>
+        <w:rPr>
+          <w:rFonts w:ascii="Times New Roman" w:hAnsi="Times New Roman" w:cs="Times New Roman"/>
+          <w:sz w:val="24"/>
+          <w:szCs w:val="24"/>
+        </w:rPr>
+      </w:pPr>
+    </w:p>
+    <w:p>
+      <w:pPr>
+        <w:spacing w:after="40" w:line="240" w:lineRule="auto"/>
+        <w:rPr>
+          <w:rFonts w:ascii="Times New Roman" w:hAnsi="Times New Roman" w:cs="Times New Roman"/>
+          <w:sz w:val="24"/>
+          <w:szCs w:val="24"/>
+        </w:rPr>
+      </w:pPr>
+      <w:r>
+        <w:rPr>
+          <w:rFonts w:ascii="Times New Roman" w:hAnsi="Times New Roman" w:cs="Times New Roman"/>
+          <w:color w:val="FF0000"/>
+          <w:sz w:val="24"/>
+          <w:szCs w:val="24"/>
+          <w:u w:val="single"/>
+        </w:rPr>
+        <w:t>Please note:</w:t>
+      </w:r>
+      <w:r>
+        <w:rPr>
+          <w:rFonts w:ascii="Times New Roman" w:hAnsi="Times New Roman" w:cs="Times New Roman"/>
+          <w:sz w:val="24"/>
+          <w:szCs w:val="24"/>
+        </w:rPr>
+        <w:t xml:space="preserve"> Acknowledgement of instructions (except acknowledgements of new filing instructions), non-final reminders, drafts or communications between Attorney, Paralegal and your firm do not need to be reported via the HONU platform.</w:t>
+      </w:r>
+    </w:p>
+    <w:p>
+      <w:pPr>
+        <w:spacing w:line="240" w:lineRule="auto"/>
+        <w:rPr>
+          <w:rFonts w:ascii="Times New Roman" w:hAnsi="Times New Roman" w:cs="Times New Roman"/>
+          <w:sz w:val="24"/>
+          <w:szCs w:val="24"/>
+        </w:rPr>
+      </w:pPr>
+    </w:p>
+    <w:p>
+      <w:pPr>
+        <w:spacing w:line="240" w:lineRule="auto"/>
+        <w:rPr>
+          <w:rFonts w:ascii="Times New Roman" w:hAnsi="Times New Roman" w:cs="Times New Roman"/>
+          <w:sz w:val="24"/>
+          <w:szCs w:val="24"/>
+        </w:rPr>
+      </w:pPr>
+      <w:r>
+        <w:rPr>
+          <w:rFonts w:ascii="Times New Roman" w:hAnsi="Times New Roman" w:cs="Times New Roman"/>
+          <w:sz w:val="24"/>
+          <w:szCs w:val="24"/>
+        </w:rPr>
+        <w:t>Invoices should not be uploaded to Honu. Please report invoices as previously instructed.</w:t>
+      </w:r>
+    </w:p>
+    <w:p>
+      <w:pPr>
+        <w:spacing w:after="40" w:line="240" w:lineRule="auto"/>
+        <w:rPr>
+          <w:rFonts w:ascii="Times New Roman" w:hAnsi="Times New Roman" w:cs="Times New Roman"/>
+          <w:sz w:val="24"/>
+          <w:szCs w:val="24"/>
+        </w:rPr>
+      </w:pPr>
+    </w:p>
+    <w:p>
+      <w:pPr>
+        <w:spacing w:line="240" w:lineRule="auto"/>
+        <w:rPr>
+          <w:rFonts w:ascii="Times New Roman" w:hAnsi="Times New Roman" w:cs="Times New Roman"/>
+          <w:sz w:val="24"/>
+          <w:szCs w:val="24"/>
+        </w:rPr>
+      </w:pPr>
+      <w:r>
+        <w:rPr>
+          <w:rFonts w:ascii="Times New Roman" w:hAnsi="Times New Roman" w:cs="Times New Roman"/>
+          <w:sz w:val="24"/>
+          <w:szCs w:val="24"/>
+        </w:rPr>
+        <w:t>Please direct any inquiries regarding this application to the attention of</w:t>
+      </w:r>
+      <w:r>
+        <w:rPr>
+          <w:rFonts w:ascii="Times New Roman" w:hAnsi="Times New Roman" w:cs="Times New Roman"/>
+          <w:color w:val="FF0000"/>
+          <w:sz w:val="24"/>
+          <w:szCs w:val="24"/>
         </w:rPr>
         <w:t xml:space="preserve"> </w:t>
       </w:r>
-    </w:p>
-    <w:p>
-      <w:pPr>
-        <w:spacing w:after="40"/>
-        <w:rPr>
-          <w:rFonts w:ascii="Times New Roman" w:hAnsi="Times New Roman"/>
-        </w:rPr>
-      </w:pPr>
-    </w:p>
-    <w:p>
-      <w:pPr>
-        <w:spacing w:after="40"/>
-        <w:rPr>
-          <w:rFonts w:ascii="Times New Roman" w:hAnsi="Times New Roman"/>
-        </w:rPr>
-      </w:pPr>
-      <w:r>
-        <w:rPr>
-          <w:rFonts w:ascii="Times New Roman" w:hAnsi="Times New Roman"/>
-          <w:color w:val="FF0000"/>
-          <w:u w:val="single"/>
-        </w:rPr>
-        <w:t>Please note:</w:t>
-      </w:r>
-      <w:r>
-        <w:rPr>
-          <w:rFonts w:ascii="Times New Roman" w:hAnsi="Times New Roman"/>
-        </w:rPr>
-        <w:t xml:space="preserve"> Acknowledgement of instructions (except acknowledgements of new filing instructions), non-final reminders, drafts or communications between Attorney, Paralegal and your firm do not need to be reported via the HONU platform.</w:t>
-      </w:r>
-    </w:p>
-    <w:p>
-      <w:pPr>
-        <w:rPr>
-          <w:rFonts w:ascii="Times New Roman" w:hAnsi="Times New Roman"/>
-        </w:rPr>
-      </w:pPr>
-    </w:p>
-    <w:p>
-      <w:pPr>
-        <w:rPr>
-          <w:rFonts w:ascii="Times New Roman" w:hAnsi="Times New Roman"/>
-        </w:rPr>
-      </w:pPr>
-      <w:r>
-        <w:rPr>
-          <w:rFonts w:ascii="Times New Roman" w:hAnsi="Times New Roman"/>
-        </w:rPr>
-        <w:t>Invoices should not be uploaded to Honu. Please report invoices as previously instructed.</w:t>
-      </w:r>
-    </w:p>
-    <w:p>
-      <w:pPr>
-        <w:spacing w:after="40"/>
-        <w:rPr>
-          <w:rFonts w:ascii="Times New Roman" w:hAnsi="Times New Roman"/>
-        </w:rPr>
-      </w:pPr>
+      <w:r>
+        <w:rPr>
+          <w:rFonts w:ascii="Times New Roman" w:hAnsi="Times New Roman" w:cs="Times New Roman"/>
+          <w:sz w:val="24"/>
+          <w:szCs w:val="24"/>
+        </w:rPr>
+        <w:t xml:space="preserve">&lt;&lt;ffparaName&gt;&gt;, Paralegal International Department, at telephone no. &lt;&lt;ffparaPhone&gt;&gt;. PLEASE CONFIRM SAFE RECEIPT IMMEDIATELY BY EMAIL: </w:t>
+      </w:r>
+      <w:r>
+        <w:rPr>
+          <w:rFonts w:ascii="Times New Roman" w:hAnsi="Times New Roman" w:cs="Times New Roman"/>
+          <w:color w:val="000000" w:themeColor="text1"/>
+          <w:sz w:val="24"/>
+          <w:szCs w:val="24"/>
+        </w:rPr>
+        <w:t>&lt;&lt;ffparaEmail&gt;&gt;</w:t>
+      </w:r>
+      <w:r>
+        <w:rPr>
+          <w:rFonts w:ascii="Times New Roman" w:hAnsi="Times New Roman" w:cs="Times New Roman"/>
+          <w:sz w:val="24"/>
+          <w:szCs w:val="24"/>
+        </w:rPr>
+        <w:t>.</w:t>
+      </w:r>
     </w:p>
     <w:p>
       <w:pPr>
@@ -942,53 +891,11 @@
         </w:tabs>
         <w:jc w:val="both"/>
         <w:rPr>
-          <w:rFonts w:ascii="Times New Roman" w:hAnsi="Times New Roman"/>
-        </w:rPr>
-      </w:pPr>
-      <w:r>
-        <w:rPr>
-          <w:rFonts w:ascii="Times New Roman" w:hAnsi="Times New Roman"/>
-        </w:rPr>
-        <w:t>Please direct any inquiries regarding this application to the attention of</w:t>
-      </w:r>
-      <w:r>
-        <w:rPr>
-          <w:rFonts w:ascii="Times New Roman" w:hAnsi="Times New Roman"/>
-          <w:color w:val="FF0000"/>
-        </w:rPr>
-        <w:t xml:space="preserve"> </w:t>
-      </w:r>
-      <w:r>
-        <w:rPr>
-          <w:rFonts w:ascii="Times New Roman" w:hAnsi="Times New Roman"/>
-        </w:rPr>
-        <w:t>&lt;&lt;ffparaName&gt;&gt;, Paralegal</w:t>
-      </w:r>
-      <w:r>
-        <w:rPr>
-          <w:rFonts w:ascii="Times New Roman" w:hAnsi="Times New Roman"/>
-        </w:rPr>
-        <w:t xml:space="preserve"> </w:t>
-      </w:r>
-      <w:r>
-        <w:rPr>
-          <w:rFonts w:ascii="Times New Roman" w:hAnsi="Times New Roman"/>
-        </w:rPr>
-        <w:t xml:space="preserve">International Department, at telephone no. &lt;&lt;ffparaPhone&gt;&gt;. PLEASE CONFIRM SAFE RECEIPT IMMEDIATELY BY EMAIL: </w:t>
-      </w:r>
-      <w:r>
-        <w:rPr>
-          <w:rFonts w:ascii="Times New Roman" w:hAnsi="Times New Roman"/>
-          <w:color w:val="000000" w:themeColor="text1"/>
-        </w:rPr>
-        <w:t>&lt;&lt;ffparaEmail&gt;&gt;</w:t>
-      </w:r>
-      <w:r>
-        <w:rPr>
-          <w:rFonts w:ascii="Times New Roman" w:hAnsi="Times New Roman"/>
-        </w:rPr>
-        <w:t>.</w:t>
-      </w:r>
+          <w:rFonts w:ascii="Times New Roman" w:hAnsi="Times New Roman" w:cs="Times New Roman"/>
+          <w:sz w:val="24"/>
+          <w:szCs w:val="24"/>
+        </w:rPr>
+      </w:pPr>
     </w:p>
     <w:p>
       <w:pPr>
@@ -997,26 +904,31 @@
         </w:tabs>
         <w:jc w:val="both"/>
         <w:rPr>
-          <w:rFonts w:ascii="Times New Roman" w:hAnsi="Times New Roman"/>
-        </w:rPr>
-      </w:pPr>
+          <w:rFonts w:ascii="Times New Roman" w:hAnsi="Times New Roman" w:cs="Times New Roman"/>
+          <w:sz w:val="24"/>
+          <w:szCs w:val="24"/>
+        </w:rPr>
+      </w:pPr>
+      <w:r>
+        <w:rPr>
+          <w:rFonts w:ascii="Times New Roman" w:hAnsi="Times New Roman" w:cs="Times New Roman"/>
+          <w:sz w:val="24"/>
+          <w:szCs w:val="24"/>
+        </w:rPr>
+        <w:t>Very Truly Yours,</w:t>
+      </w:r>
     </w:p>
     <w:p>
       <w:pPr>
         <w:tabs>
           <w:tab w:val="left" w:pos="-1440"/>
         </w:tabs>
-        <w:jc w:val="both"/>
-        <w:rPr>
-          <w:rFonts w:ascii="Times New Roman" w:hAnsi="Times New Roman"/>
-        </w:rPr>
-      </w:pPr>
-      <w:r>
-        <w:rPr>
-          <w:rFonts w:ascii="Times New Roman" w:hAnsi="Times New Roman"/>
-        </w:rPr>
-        <w:t>Very Truly Yours,</w:t>
-      </w:r>
+        <w:rPr>
+          <w:rFonts w:ascii="Times New Roman" w:hAnsi="Times New Roman" w:cs="Times New Roman"/>
+          <w:sz w:val="24"/>
+          <w:szCs w:val="24"/>
+        </w:rPr>
+      </w:pPr>
     </w:p>
     <w:p>
       <w:pPr>
@@ -1024,51 +936,52 @@
           <w:tab w:val="left" w:pos="-1440"/>
         </w:tabs>
         <w:rPr>
-          <w:rFonts w:ascii="Times New Roman" w:hAnsi="Times New Roman"/>
-        </w:rPr>
-      </w:pPr>
-    </w:p>
-    <w:p>
-      <w:pPr>
-        <w:tabs>
-          <w:tab w:val="left" w:pos="-1440"/>
-        </w:tabs>
-        <w:rPr>
-          <w:rFonts w:ascii="Times New Roman" w:hAnsi="Times New Roman"/>
-        </w:rPr>
-      </w:pPr>
-    </w:p>
-    <w:p>
-      <w:pPr>
-        <w:rPr>
-          <w:rFonts w:ascii="Times New Roman" w:hAnsi="Times New Roman"/>
-        </w:rPr>
-      </w:pPr>
-      <w:r>
-        <w:rPr>
-          <w:rFonts w:ascii="Times New Roman" w:hAnsi="Times New Roman"/>
+          <w:rFonts w:ascii="Times New Roman" w:hAnsi="Times New Roman" w:cs="Times New Roman"/>
+          <w:sz w:val="24"/>
+          <w:szCs w:val="24"/>
+        </w:rPr>
+      </w:pPr>
+    </w:p>
+    <w:p>
+      <w:pPr>
+        <w:rPr>
+          <w:rFonts w:ascii="Times New Roman" w:hAnsi="Times New Roman" w:cs="Times New Roman"/>
+          <w:sz w:val="24"/>
+          <w:szCs w:val="24"/>
+        </w:rPr>
+      </w:pPr>
+      <w:r>
+        <w:rPr>
+          <w:rFonts w:ascii="Times New Roman" w:hAnsi="Times New Roman" w:cs="Times New Roman"/>
+          <w:sz w:val="24"/>
+          <w:szCs w:val="24"/>
         </w:rPr>
         <w:t>&lt;&lt;WAName&gt;&gt;</w:t>
       </w:r>
     </w:p>
+    <w:p/>
     <w:sectPr>
-      <w:footerReference w:type="first" r:id="rId9"/>
-      <w:type w:val="continuous"/>
-      <w:pgSz w:w="12240" w:h="15840" w:code="1"/>
-      <w:pgMar w:top="245" w:right="1440" w:bottom="720" w:left="1440" w:header="1440" w:footer="1440" w:gutter="0"/>
+      <w:footerReference w:type="default" r:id="rId8"/>
+      <w:headerReference w:type="first" r:id="rId9"/>
+      <w:footerReference w:type="first" r:id="rId10"/>
+      <w:pgSz w:w="12240" w:h="15840"/>
+      <w:pgMar w:top="1440" w:right="1440" w:bottom="1440" w:left="1440" w:header="648" w:footer="648" w:gutter="0"/>
+      <w:pgNumType w:start="1"/>
       <w:cols w:space="720"/>
-      <w:noEndnote/>
       <w:titlePg/>
-      <w:docGrid w:linePitch="326"/>
+      <w:docGrid w:linePitch="299"/>
     </w:sectPr>
   </w:body>
 </w:document>
 </file>
 
 <file path=word/endnotes.xml><?xml version="1.0" encoding="utf-8"?>
-<w:endnotes xmlns:wpc="http://schemas.microsoft.com/office/word/2010/wordprocessingCanvas" xmlns:cx="http://schemas.microsoft.com/office/drawing/2014/chartex" xmlns:cx1="http://schemas.microsoft.com/office/drawing/2015/9/8/chartex" xmlns:cx2="http://schemas.microsoft.com/office/drawing/2015/10/21/chartex" xmlns:cx3="http://schemas.microsoft.com/office/drawing/2016/5/9/chartex" xmlns:cx4="http://schemas.microsoft.com/office/drawing/2016/5/10/chartex" xmlns:cx5="http://schemas.microsoft.com/office/drawing/2016/5/11/chartex" xmlns:cx6="http://schemas.microsoft.com/office/drawing/2016/5/12/chartex" xmlns:cx7="http://schemas.microsoft.com/office/drawing/2016/5/13/chartex" xmlns:cx8="http://schemas.microsoft.com/office/drawing/2016/5/14/chartex" xmlns:mc="http://schemas.openxmlformats.org/markup-compatibility/2006" xmlns:aink="http://schemas.microsoft.com/office/drawing/2016/ink" xmlns:am3d="http://schemas.microsoft.com/office/drawing/2017/model3d" xmlns:o="urn:schemas-microsoft-com:office:office" xmlns:oel="http://schemas.microsoft.com/office/2019/extlst" xmlns:r="http://schemas.openxmlformats.org/officeDocument/2006/relationships" xmlns:m="http://schemas.openxmlformats.org/officeDocument/2006/math" xmlns:v="urn:schemas-microsoft-com:vml" xmlns:wp14="http://schemas.microsoft.com/office/word/2010/wordprocessingDrawing" xmlns:wp="http://schemas.openxmlformats.org/drawingml/2006/wordprocessingDrawing" xmlns:w10="urn:schemas-microsoft-com:office:word" xmlns:w="http://schemas.openxmlformats.org/wordprocessingml/2006/main" xmlns:w14="http://schemas.microsoft.com/office/word/2010/wordml" xmlns:w15="http://schemas.microsoft.com/office/word/2012/wordml" xmlns:w16cex="http://schemas.microsoft.com/office/word/2018/wordml/cex" xmlns:w16cid="http://schemas.microsoft.com/office/word/2016/wordml/cid" xmlns:w16="http://schemas.microsoft.com/office/word/2018/wordml" xmlns:w16sdtdh="http://schemas.microsoft.com/office/word/2020/wordml/sdtdatahash" xmlns:w16se="http://schemas.microsoft.com/office/word/2015/wordml/symex" xmlns:wpg="http://schemas.microsoft.com/office/word/2010/wordprocessingGroup" xmlns:wpi="http://schemas.microsoft.com/office/word/2010/wordprocessingInk" xmlns:wne="http://schemas.microsoft.com/office/word/2006/wordml" xmlns:wps="http://schemas.microsoft.com/office/word/2010/wordprocessingShape" mc:Ignorable="w14 w15 w16se w16cid w16 w16cex w16sdtdh wp14">
+<w:endnotes xmlns:wpc="http://schemas.microsoft.com/office/word/2010/wordprocessingCanvas" xmlns:cx="http://schemas.microsoft.com/office/drawing/2014/chartex" xmlns:cx1="http://schemas.microsoft.com/office/drawing/2015/9/8/chartex" xmlns:cx2="http://schemas.microsoft.com/office/drawing/2015/10/21/chartex" xmlns:cx3="http://schemas.microsoft.com/office/drawing/2016/5/9/chartex" xmlns:cx4="http://schemas.microsoft.com/office/drawing/2016/5/10/chartex" xmlns:cx5="http://schemas.microsoft.com/office/drawing/2016/5/11/chartex" xmlns:cx6="http://schemas.microsoft.com/office/drawing/2016/5/12/chartex" xmlns:cx7="http://schemas.microsoft.com/office/drawing/2016/5/13/chartex" xmlns:cx8="http://schemas.microsoft.com/office/drawing/2016/5/14/chartex" xmlns:mc="http://schemas.openxmlformats.org/markup-compatibility/2006" xmlns:aink="http://schemas.microsoft.com/office/drawing/2016/ink" xmlns:am3d="http://schemas.microsoft.com/office/drawing/2017/model3d" xmlns:o="urn:schemas-microsoft-com:office:office" xmlns:oel="http://schemas.microsoft.com/office/2019/extlst" xmlns:r="http://schemas.openxmlformats.org/officeDocument/2006/relationships" xmlns:m="http://schemas.openxmlformats.org/officeDocument/2006/math" xmlns:v="urn:schemas-microsoft-com:vml" xmlns:wp14="http://schemas.microsoft.com/office/word/2010/wordprocessingDrawing" xmlns:wp="http://schemas.openxmlformats.org/drawingml/2006/wordprocessingDrawing" xmlns:w10="urn:schemas-microsoft-com:office:word" xmlns:w="http://schemas.openxmlformats.org/wordprocessingml/2006/main" xmlns:w14="http://schemas.microsoft.com/office/word/2010/wordml" xmlns:w15="http://schemas.microsoft.com/office/word/2012/wordml" xmlns:w16cex="http://schemas.microsoft.com/office/word/2018/wordml/cex" xmlns:w16cid="http://schemas.microsoft.com/office/word/2016/wordml/cid" xmlns:w16="http://schemas.microsoft.com/office/word/2018/wordml" xmlns:w16du="http://schemas.microsoft.com/office/word/2023/wordml/word16du" xmlns:w16sdtdh="http://schemas.microsoft.com/office/word/2020/wordml/sdtdatahash" xmlns:w16sdtfl="http://schemas.microsoft.com/office/word/2024/wordml/sdtformatlock" xmlns:w16se="http://schemas.microsoft.com/office/word/2015/wordml/symex" xmlns:wpg="http://schemas.microsoft.com/office/word/2010/wordprocessingGroup" xmlns:wpi="http://schemas.microsoft.com/office/word/2010/wordprocessingInk" xmlns:wne="http://schemas.microsoft.com/office/word/2006/wordml" xmlns:wps="http://schemas.microsoft.com/office/word/2010/wordprocessingShape" mc:Ignorable="w14 w15 w16se w16cid w16 w16cex w16sdtdh w16sdtfl w16du wp14">
   <w:endnote w:type="separator" w:id="-1">
     <w:p>
+      <w:pPr>
+        <w:spacing w:line="240" w:lineRule="auto"/>
+      </w:pPr>
       <w:r>
         <w:separator/>
       </w:r>
@@ -1076,6 +989,9 @@
   </w:endnote>
   <w:endnote w:type="continuationSeparator" w:id="0">
     <w:p>
+      <w:pPr>
+        <w:spacing w:line="240" w:lineRule="auto"/>
+      </w:pPr>
       <w:r>
         <w:continuationSeparator/>
       </w:r>
@@ -1085,37 +1001,36 @@
 </file>
 
 <file path=word/footer1.xml><?xml version="1.0" encoding="utf-8"?>
-<w:ftr xmlns:wpc="http://schemas.microsoft.com/office/word/2010/wordprocessingCanvas" xmlns:cx="http://schemas.microsoft.com/office/drawing/2014/chartex" xmlns:cx1="http://schemas.microsoft.com/office/drawing/2015/9/8/chartex" xmlns:cx2="http://schemas.microsoft.com/office/drawing/2015/10/21/chartex" xmlns:cx3="http://schemas.microsoft.com/office/drawing/2016/5/9/chartex" xmlns:cx4="http://schemas.microsoft.com/office/drawing/2016/5/10/chartex" xmlns:cx5="http://schemas.microsoft.com/office/drawing/2016/5/11/chartex" xmlns:cx6="http://schemas.microsoft.com/office/drawing/2016/5/12/chartex" xmlns:cx7="http://schemas.microsoft.com/office/drawing/2016/5/13/chartex" xmlns:cx8="http://schemas.microsoft.com/office/drawing/2016/5/14/chartex" xmlns:mc="http://schemas.openxmlformats.org/markup-compatibility/2006" xmlns:aink="http://schemas.microsoft.com/office/drawing/2016/ink" xmlns:am3d="http://schemas.microsoft.com/office/drawing/2017/model3d" xmlns:o="urn:schemas-microsoft-com:office:office" xmlns:oel="http://schemas.microsoft.com/office/2019/extlst" xmlns:r="http://schemas.openxmlformats.org/officeDocument/2006/relationships" xmlns:m="http://schemas.openxmlformats.org/officeDocument/2006/math" xmlns:v="urn:schemas-microsoft-com:vml" xmlns:wp14="http://schemas.microsoft.com/office/word/2010/wordprocessingDrawing" xmlns:wp="http://schemas.openxmlformats.org/drawingml/2006/wordprocessingDrawing" xmlns:w10="urn:schemas-microsoft-com:office:word" xmlns:w="http://schemas.openxmlformats.org/wordprocessingml/2006/main" xmlns:w14="http://schemas.microsoft.com/office/word/2010/wordml" xmlns:w15="http://schemas.microsoft.com/office/word/2012/wordml" xmlns:w16cex="http://schemas.microsoft.com/office/word/2018/wordml/cex" xmlns:w16cid="http://schemas.microsoft.com/office/word/2016/wordml/cid" xmlns:w16="http://schemas.microsoft.com/office/word/2018/wordml" xmlns:w16sdtdh="http://schemas.microsoft.com/office/word/2020/wordml/sdtdatahash" xmlns:w16se="http://schemas.microsoft.com/office/word/2015/wordml/symex" xmlns:wpg="http://schemas.microsoft.com/office/word/2010/wordprocessingGroup" xmlns:wpi="http://schemas.microsoft.com/office/word/2010/wordprocessingInk" xmlns:wne="http://schemas.microsoft.com/office/word/2006/wordml" xmlns:wps="http://schemas.microsoft.com/office/word/2010/wordprocessingShape" mc:Ignorable="w14 w15 w16se w16cid w16 w16cex w16sdtdh wp14">
+<w:ftr xmlns:wpc="http://schemas.microsoft.com/office/word/2010/wordprocessingCanvas" xmlns:cx="http://schemas.microsoft.com/office/drawing/2014/chartex" xmlns:cx1="http://schemas.microsoft.com/office/drawing/2015/9/8/chartex" xmlns:cx2="http://schemas.microsoft.com/office/drawing/2015/10/21/chartex" xmlns:cx3="http://schemas.microsoft.com/office/drawing/2016/5/9/chartex" xmlns:cx4="http://schemas.microsoft.com/office/drawing/2016/5/10/chartex" xmlns:cx5="http://schemas.microsoft.com/office/drawing/2016/5/11/chartex" xmlns:cx6="http://schemas.microsoft.com/office/drawing/2016/5/12/chartex" xmlns:cx7="http://schemas.microsoft.com/office/drawing/2016/5/13/chartex" xmlns:cx8="http://schemas.microsoft.com/office/drawing/2016/5/14/chartex" xmlns:mc="http://schemas.openxmlformats.org/markup-compatibility/2006" xmlns:aink="http://schemas.microsoft.com/office/drawing/2016/ink" xmlns:am3d="http://schemas.microsoft.com/office/drawing/2017/model3d" xmlns:o="urn:schemas-microsoft-com:office:office" xmlns:oel="http://schemas.microsoft.com/office/2019/extlst" xmlns:r="http://schemas.openxmlformats.org/officeDocument/2006/relationships" xmlns:m="http://schemas.openxmlformats.org/officeDocument/2006/math" xmlns:v="urn:schemas-microsoft-com:vml" xmlns:wp14="http://schemas.microsoft.com/office/word/2010/wordprocessingDrawing" xmlns:wp="http://schemas.openxmlformats.org/drawingml/2006/wordprocessingDrawing" xmlns:w10="urn:schemas-microsoft-com:office:word" xmlns:w="http://schemas.openxmlformats.org/wordprocessingml/2006/main" xmlns:w14="http://schemas.microsoft.com/office/word/2010/wordml" xmlns:w15="http://schemas.microsoft.com/office/word/2012/wordml" xmlns:w16cex="http://schemas.microsoft.com/office/word/2018/wordml/cex" xmlns:w16cid="http://schemas.microsoft.com/office/word/2016/wordml/cid" xmlns:w16="http://schemas.microsoft.com/office/word/2018/wordml" xmlns:w16du="http://schemas.microsoft.com/office/word/2023/wordml/word16du" xmlns:w16sdtdh="http://schemas.microsoft.com/office/word/2020/wordml/sdtdatahash" xmlns:w16sdtfl="http://schemas.microsoft.com/office/word/2024/wordml/sdtformatlock" xmlns:w16se="http://schemas.microsoft.com/office/word/2015/wordml/symex" xmlns:wpg="http://schemas.microsoft.com/office/word/2010/wordprocessingGroup" xmlns:wpi="http://schemas.microsoft.com/office/word/2010/wordprocessingInk" xmlns:wne="http://schemas.microsoft.com/office/word/2006/wordml" xmlns:wps="http://schemas.microsoft.com/office/word/2010/wordprocessingShape" mc:Ignorable="w14 w15 w16se w16cid w16 w16cex w16sdtdh w16sdtfl w16du wp14">
+  <w:p>
+    <w:pPr>
+      <w:ind w:right="-810"/>
+      <w:jc w:val="right"/>
+    </w:pPr>
+  </w:p>
+</w:ftr>
+</file>
+
+<file path=word/footer2.xml><?xml version="1.0" encoding="utf-8"?>
+<w:ftr xmlns:wpc="http://schemas.microsoft.com/office/word/2010/wordprocessingCanvas" xmlns:cx="http://schemas.microsoft.com/office/drawing/2014/chartex" xmlns:cx1="http://schemas.microsoft.com/office/drawing/2015/9/8/chartex" xmlns:cx2="http://schemas.microsoft.com/office/drawing/2015/10/21/chartex" xmlns:cx3="http://schemas.microsoft.com/office/drawing/2016/5/9/chartex" xmlns:cx4="http://schemas.microsoft.com/office/drawing/2016/5/10/chartex" xmlns:cx5="http://schemas.microsoft.com/office/drawing/2016/5/11/chartex" xmlns:cx6="http://schemas.microsoft.com/office/drawing/2016/5/12/chartex" xmlns:cx7="http://schemas.microsoft.com/office/drawing/2016/5/13/chartex" xmlns:cx8="http://schemas.microsoft.com/office/drawing/2016/5/14/chartex" xmlns:mc="http://schemas.openxmlformats.org/markup-compatibility/2006" xmlns:aink="http://schemas.microsoft.com/office/drawing/2016/ink" xmlns:am3d="http://schemas.microsoft.com/office/drawing/2017/model3d" xmlns:o="urn:schemas-microsoft-com:office:office" xmlns:oel="http://schemas.microsoft.com/office/2019/extlst" xmlns:r="http://schemas.openxmlformats.org/officeDocument/2006/relationships" xmlns:m="http://schemas.openxmlformats.org/officeDocument/2006/math" xmlns:v="urn:schemas-microsoft-com:vml" xmlns:wp14="http://schemas.microsoft.com/office/word/2010/wordprocessingDrawing" xmlns:wp="http://schemas.openxmlformats.org/drawingml/2006/wordprocessingDrawing" xmlns:w10="urn:schemas-microsoft-com:office:word" xmlns:w="http://schemas.openxmlformats.org/wordprocessingml/2006/main" xmlns:w14="http://schemas.microsoft.com/office/word/2010/wordml" xmlns:w15="http://schemas.microsoft.com/office/word/2012/wordml" xmlns:w16cex="http://schemas.microsoft.com/office/word/2018/wordml/cex" xmlns:w16cid="http://schemas.microsoft.com/office/word/2016/wordml/cid" xmlns:w16="http://schemas.microsoft.com/office/word/2018/wordml" xmlns:w16du="http://schemas.microsoft.com/office/word/2023/wordml/word16du" xmlns:w16sdtdh="http://schemas.microsoft.com/office/word/2020/wordml/sdtdatahash" xmlns:w16sdtfl="http://schemas.microsoft.com/office/word/2024/wordml/sdtformatlock" xmlns:w16se="http://schemas.microsoft.com/office/word/2015/wordml/symex" xmlns:wpg="http://schemas.microsoft.com/office/word/2010/wordprocessingGroup" xmlns:wpi="http://schemas.microsoft.com/office/word/2010/wordprocessingInk" xmlns:wne="http://schemas.microsoft.com/office/word/2006/wordml" xmlns:wps="http://schemas.microsoft.com/office/word/2010/wordprocessingShape" mc:Ignorable="w14 w15 w16se w16cid w16 w16cex w16sdtdh w16sdtfl w16du wp14">
   <w:p>
     <w:pPr>
       <w:pStyle w:val="Footer"/>
+      <w:tabs>
+        <w:tab w:val="clear" w:pos="9360"/>
+      </w:tabs>
+      <w:ind w:right="-720"/>
+      <w:jc w:val="right"/>
     </w:pPr>
     <w:r>
       <w:rPr>
-        <w:rFonts w:ascii="Times New Roman" w:hAnsi="Times New Roman"/>
         <w:noProof/>
       </w:rPr>
       <w:drawing>
-        <wp:anchor distT="0" distB="0" distL="114300" distR="114300" simplePos="0" relativeHeight="251659264" behindDoc="0" locked="0" layoutInCell="1" allowOverlap="1" wp14:anchorId="3A5BFEA2" wp14:editId="76445F0B">
-          <wp:simplePos x="0" y="0"/>
-          <wp:positionH relativeFrom="page">
-            <wp:posOffset>-19050</wp:posOffset>
-          </wp:positionH>
-          <wp:positionV relativeFrom="paragraph">
-            <wp:posOffset>309245</wp:posOffset>
-          </wp:positionV>
-          <wp:extent cx="7769225" cy="390525"/>
-          <wp:effectExtent l="0" t="0" r="3175" b="9525"/>
-          <wp:wrapThrough wrapText="bothSides">
-            <wp:wrapPolygon edited="0">
-              <wp:start x="0" y="0"/>
-              <wp:lineTo x="0" y="21073"/>
-              <wp:lineTo x="21556" y="21073"/>
-              <wp:lineTo x="21556" y="0"/>
-              <wp:lineTo x="0" y="0"/>
-            </wp:wrapPolygon>
-          </wp:wrapThrough>
-          <wp:docPr id="5" name="Picture 5" descr="A picture containing text, screenshot, font&#10;&#10;Description automatically generated"/>
+        <wp:inline distT="0" distB="0" distL="0" distR="0" wp14:anchorId="0B9915A2" wp14:editId="0ADF938A">
+          <wp:extent cx="5943600" cy="981075"/>
+          <wp:effectExtent l="0" t="0" r="0" b="0"/>
+          <wp:docPr id="1" name="image2.png" descr="A screen shot of a computer&#10;&#10;AI-generated content may be incorrect."/>
           <wp:cNvGraphicFramePr>
             <a:graphicFrameLocks xmlns:a="http://schemas.openxmlformats.org/drawingml/2006/main" noChangeAspect="1"/>
           </wp:cNvGraphicFramePr>
@@ -1123,10 +1038,12 @@
             <a:graphicData uri="http://schemas.openxmlformats.org/drawingml/2006/picture">
               <pic:pic xmlns:pic="http://schemas.openxmlformats.org/drawingml/2006/picture">
                 <pic:nvPicPr>
-                  <pic:cNvPr id="4" name="Picture 4" descr="A picture containing text, screenshot, font&#10;&#10;Description automatically generated"/>
-                  <pic:cNvPicPr/>
+                  <pic:cNvPr id="0" name="image2.png" descr="A screen shot of a computer&#10;&#10;AI-generated content may be incorrect."/>
+                  <pic:cNvPicPr>
+                    <a:picLocks noChangeAspect="1" noChangeArrowheads="1"/>
+                  </pic:cNvPicPr>
                 </pic:nvPicPr>
-                <pic:blipFill rotWithShape="1">
+                <pic:blipFill>
                   <a:blip r:embed="rId1">
                     <a:extLst>
                       <a:ext uri="{28A0092B-C50C-407E-A947-70E740481C1C}">
@@ -1134,36 +1051,28 @@
                       </a:ext>
                     </a:extLst>
                   </a:blip>
-                  <a:srcRect t="91068" b="5022"/>
-                  <a:stretch/>
+                  <a:srcRect/>
+                  <a:stretch>
+                    <a:fillRect/>
+                  </a:stretch>
                 </pic:blipFill>
                 <pic:spPr bwMode="auto">
                   <a:xfrm>
                     <a:off x="0" y="0"/>
-                    <a:ext cx="7769225" cy="390525"/>
+                    <a:ext cx="5943600" cy="981075"/>
                   </a:xfrm>
                   <a:prstGeom prst="rect">
                     <a:avLst/>
                   </a:prstGeom>
+                  <a:noFill/>
                   <a:ln>
                     <a:noFill/>
                   </a:ln>
-                  <a:extLst>
-                    <a:ext uri="{53640926-AAD7-44D8-BBD7-CCE9431645EC}">
-                      <a14:shadowObscured xmlns:a14="http://schemas.microsoft.com/office/drawing/2010/main"/>
-                    </a:ext>
-                  </a:extLst>
                 </pic:spPr>
               </pic:pic>
             </a:graphicData>
           </a:graphic>
-          <wp14:sizeRelH relativeFrom="margin">
-            <wp14:pctWidth>0</wp14:pctWidth>
-          </wp14:sizeRelH>
-          <wp14:sizeRelV relativeFrom="margin">
-            <wp14:pctHeight>0</wp14:pctHeight>
-          </wp14:sizeRelV>
-        </wp:anchor>
+        </wp:inline>
       </w:drawing>
     </w:r>
   </w:p>
@@ -1171,9 +1080,12 @@
 </file>
 
 <file path=word/footnotes.xml><?xml version="1.0" encoding="utf-8"?>
-<w:footnotes xmlns:wpc="http://schemas.microsoft.com/office/word/2010/wordprocessingCanvas" xmlns:cx="http://schemas.microsoft.com/office/drawing/2014/chartex" xmlns:cx1="http://schemas.microsoft.com/office/drawing/2015/9/8/chartex" xmlns:cx2="http://schemas.microsoft.com/office/drawing/2015/10/21/chartex" xmlns:cx3="http://schemas.microsoft.com/office/drawing/2016/5/9/chartex" xmlns:cx4="http://schemas.microsoft.com/office/drawing/2016/5/10/chartex" xmlns:cx5="http://schemas.microsoft.com/office/drawing/2016/5/11/chartex" xmlns:cx6="http://schemas.microsoft.com/office/drawing/2016/5/12/chartex" xmlns:cx7="http://schemas.microsoft.com/office/drawing/2016/5/13/chartex" xmlns:cx8="http://schemas.microsoft.com/office/drawing/2016/5/14/chartex" xmlns:mc="http://schemas.openxmlformats.org/markup-compatibility/2006" xmlns:aink="http://schemas.microsoft.com/office/drawing/2016/ink" xmlns:am3d="http://schemas.microsoft.com/office/drawing/2017/model3d" xmlns:o="urn:schemas-microsoft-com:office:office" xmlns:oel="http://schemas.microsoft.com/office/2019/extlst" xmlns:r="http://schemas.openxmlformats.org/officeDocument/2006/relationships" xmlns:m="http://schemas.openxmlformats.org/officeDocument/2006/math" xmlns:v="urn:schemas-microsoft-com:vml" xmlns:wp14="http://schemas.microsoft.com/office/word/2010/wordprocessingDrawing" xmlns:wp="http://schemas.openxmlformats.org/drawingml/2006/wordprocessingDrawing" xmlns:w10="urn:schemas-microsoft-com:office:word" xmlns:w="http://schemas.openxmlformats.org/wordprocessingml/2006/main" xmlns:w14="http://schemas.microsoft.com/office/word/2010/wordml" xmlns:w15="http://schemas.microsoft.com/office/word/2012/wordml" xmlns:w16cex="http://schemas.microsoft.com/office/word/2018/wordml/cex" xmlns:w16cid="http://schemas.microsoft.com/office/word/2016/wordml/cid" xmlns:w16="http://schemas.microsoft.com/office/word/2018/wordml" xmlns:w16sdtdh="http://schemas.microsoft.com/office/word/2020/wordml/sdtdatahash" xmlns:w16se="http://schemas.microsoft.com/office/word/2015/wordml/symex" xmlns:wpg="http://schemas.microsoft.com/office/word/2010/wordprocessingGroup" xmlns:wpi="http://schemas.microsoft.com/office/word/2010/wordprocessingInk" xmlns:wne="http://schemas.microsoft.com/office/word/2006/wordml" xmlns:wps="http://schemas.microsoft.com/office/word/2010/wordprocessingShape" mc:Ignorable="w14 w15 w16se w16cid w16 w16cex w16sdtdh wp14">
+<w:footnotes xmlns:wpc="http://schemas.microsoft.com/office/word/2010/wordprocessingCanvas" xmlns:cx="http://schemas.microsoft.com/office/drawing/2014/chartex" xmlns:cx1="http://schemas.microsoft.com/office/drawing/2015/9/8/chartex" xmlns:cx2="http://schemas.microsoft.com/office/drawing/2015/10/21/chartex" xmlns:cx3="http://schemas.microsoft.com/office/drawing/2016/5/9/chartex" xmlns:cx4="http://schemas.microsoft.com/office/drawing/2016/5/10/chartex" xmlns:cx5="http://schemas.microsoft.com/office/drawing/2016/5/11/chartex" xmlns:cx6="http://schemas.microsoft.com/office/drawing/2016/5/12/chartex" xmlns:cx7="http://schemas.microsoft.com/office/drawing/2016/5/13/chartex" xmlns:cx8="http://schemas.microsoft.com/office/drawing/2016/5/14/chartex" xmlns:mc="http://schemas.openxmlformats.org/markup-compatibility/2006" xmlns:aink="http://schemas.microsoft.com/office/drawing/2016/ink" xmlns:am3d="http://schemas.microsoft.com/office/drawing/2017/model3d" xmlns:o="urn:schemas-microsoft-com:office:office" xmlns:oel="http://schemas.microsoft.com/office/2019/extlst" xmlns:r="http://schemas.openxmlformats.org/officeDocument/2006/relationships" xmlns:m="http://schemas.openxmlformats.org/officeDocument/2006/math" xmlns:v="urn:schemas-microsoft-com:vml" xmlns:wp14="http://schemas.microsoft.com/office/word/2010/wordprocessingDrawing" xmlns:wp="http://schemas.openxmlformats.org/drawingml/2006/wordprocessingDrawing" xmlns:w10="urn:schemas-microsoft-com:office:word" xmlns:w="http://schemas.openxmlformats.org/wordprocessingml/2006/main" xmlns:w14="http://schemas.microsoft.com/office/word/2010/wordml" xmlns:w15="http://schemas.microsoft.com/office/word/2012/wordml" xmlns:w16cex="http://schemas.microsoft.com/office/word/2018/wordml/cex" xmlns:w16cid="http://schemas.microsoft.com/office/word/2016/wordml/cid" xmlns:w16="http://schemas.microsoft.com/office/word/2018/wordml" xmlns:w16du="http://schemas.microsoft.com/office/word/2023/wordml/word16du" xmlns:w16sdtdh="http://schemas.microsoft.com/office/word/2020/wordml/sdtdatahash" xmlns:w16sdtfl="http://schemas.microsoft.com/office/word/2024/wordml/sdtformatlock" xmlns:w16se="http://schemas.microsoft.com/office/word/2015/wordml/symex" xmlns:wpg="http://schemas.microsoft.com/office/word/2010/wordprocessingGroup" xmlns:wpi="http://schemas.microsoft.com/office/word/2010/wordprocessingInk" xmlns:wne="http://schemas.microsoft.com/office/word/2006/wordml" xmlns:wps="http://schemas.microsoft.com/office/word/2010/wordprocessingShape" mc:Ignorable="w14 w15 w16se w16cid w16 w16cex w16sdtdh w16sdtfl w16du wp14">
   <w:footnote w:type="separator" w:id="-1">
     <w:p>
+      <w:pPr>
+        <w:spacing w:line="240" w:lineRule="auto"/>
+      </w:pPr>
       <w:r>
         <w:separator/>
       </w:r>
@@ -1181,6 +1093,9 @@
   </w:footnote>
   <w:footnote w:type="continuationSeparator" w:id="0">
     <w:p>
+      <w:pPr>
+        <w:spacing w:line="240" w:lineRule="auto"/>
+      </w:pPr>
       <w:r>
         <w:continuationSeparator/>
       </w:r>
@@ -1189,28 +1104,328 @@
 </w:footnotes>
 </file>
 
+<file path=word/header1.xml><?xml version="1.0" encoding="utf-8"?>
+<w:hdr xmlns:wpc="http://schemas.microsoft.com/office/word/2010/wordprocessingCanvas" xmlns:cx="http://schemas.microsoft.com/office/drawing/2014/chartex" xmlns:cx1="http://schemas.microsoft.com/office/drawing/2015/9/8/chartex" xmlns:cx2="http://schemas.microsoft.com/office/drawing/2015/10/21/chartex" xmlns:cx3="http://schemas.microsoft.com/office/drawing/2016/5/9/chartex" xmlns:cx4="http://schemas.microsoft.com/office/drawing/2016/5/10/chartex" xmlns:cx5="http://schemas.microsoft.com/office/drawing/2016/5/11/chartex" xmlns:cx6="http://schemas.microsoft.com/office/drawing/2016/5/12/chartex" xmlns:cx7="http://schemas.microsoft.com/office/drawing/2016/5/13/chartex" xmlns:cx8="http://schemas.microsoft.com/office/drawing/2016/5/14/chartex" xmlns:mc="http://schemas.openxmlformats.org/markup-compatibility/2006" xmlns:aink="http://schemas.microsoft.com/office/drawing/2016/ink" xmlns:am3d="http://schemas.microsoft.com/office/drawing/2017/model3d" xmlns:o="urn:schemas-microsoft-com:office:office" xmlns:oel="http://schemas.microsoft.com/office/2019/extlst" xmlns:r="http://schemas.openxmlformats.org/officeDocument/2006/relationships" xmlns:m="http://schemas.openxmlformats.org/officeDocument/2006/math" xmlns:v="urn:schemas-microsoft-com:vml" xmlns:wp14="http://schemas.microsoft.com/office/word/2010/wordprocessingDrawing" xmlns:wp="http://schemas.openxmlformats.org/drawingml/2006/wordprocessingDrawing" xmlns:w10="urn:schemas-microsoft-com:office:word" xmlns:w="http://schemas.openxmlformats.org/wordprocessingml/2006/main" xmlns:w14="http://schemas.microsoft.com/office/word/2010/wordml" xmlns:w15="http://schemas.microsoft.com/office/word/2012/wordml" xmlns:w16cex="http://schemas.microsoft.com/office/word/2018/wordml/cex" xmlns:w16cid="http://schemas.microsoft.com/office/word/2016/wordml/cid" xmlns:w16="http://schemas.microsoft.com/office/word/2018/wordml" xmlns:w16du="http://schemas.microsoft.com/office/word/2023/wordml/word16du" xmlns:w16sdtdh="http://schemas.microsoft.com/office/word/2020/wordml/sdtdatahash" xmlns:w16sdtfl="http://schemas.microsoft.com/office/word/2024/wordml/sdtformatlock" xmlns:w16se="http://schemas.microsoft.com/office/word/2015/wordml/symex" xmlns:wpg="http://schemas.microsoft.com/office/word/2010/wordprocessingGroup" xmlns:wpi="http://schemas.microsoft.com/office/word/2010/wordprocessingInk" xmlns:wne="http://schemas.microsoft.com/office/word/2006/wordml" xmlns:wps="http://schemas.microsoft.com/office/word/2010/wordprocessingShape" mc:Ignorable="w14 w15 w16se w16cid w16 w16cex w16sdtdh w16sdtfl w16du wp14">
+  <w:p>
+    <w:pPr>
+      <w:pStyle w:val="Header"/>
+      <w:ind w:left="-720"/>
+    </w:pPr>
+    <w:r>
+      <w:rPr>
+        <w:noProof/>
+      </w:rPr>
+      <w:drawing>
+        <wp:inline distT="0" distB="0" distL="0" distR="0" wp14:anchorId="5E65BDC6" wp14:editId="002E4EFE">
+          <wp:extent cx="885825" cy="885825"/>
+          <wp:effectExtent l="0" t="0" r="0" b="0"/>
+          <wp:docPr id="2" name="image1.png" descr="A blue background with black letters&#10;&#10;AI-generated content may be incorrect."/>
+          <wp:cNvGraphicFramePr>
+            <a:graphicFrameLocks xmlns:a="http://schemas.openxmlformats.org/drawingml/2006/main" noChangeAspect="1"/>
+          </wp:cNvGraphicFramePr>
+          <a:graphic xmlns:a="http://schemas.openxmlformats.org/drawingml/2006/main">
+            <a:graphicData uri="http://schemas.openxmlformats.org/drawingml/2006/picture">
+              <pic:pic xmlns:pic="http://schemas.openxmlformats.org/drawingml/2006/picture">
+                <pic:nvPicPr>
+                  <pic:cNvPr id="0" name="image1.png" descr="A blue background with black letters&#10;&#10;AI-generated content may be incorrect."/>
+                  <pic:cNvPicPr>
+                    <a:picLocks noChangeAspect="1" noChangeArrowheads="1"/>
+                  </pic:cNvPicPr>
+                </pic:nvPicPr>
+                <pic:blipFill>
+                  <a:blip r:embed="rId1">
+                    <a:extLst>
+                      <a:ext uri="{28A0092B-C50C-407E-A947-70E740481C1C}">
+                        <a14:useLocalDpi xmlns:a14="http://schemas.microsoft.com/office/drawing/2010/main" val="0"/>
+                      </a:ext>
+                    </a:extLst>
+                  </a:blip>
+                  <a:srcRect/>
+                  <a:stretch>
+                    <a:fillRect/>
+                  </a:stretch>
+                </pic:blipFill>
+                <pic:spPr bwMode="auto">
+                  <a:xfrm>
+                    <a:off x="0" y="0"/>
+                    <a:ext cx="885825" cy="885825"/>
+                  </a:xfrm>
+                  <a:prstGeom prst="rect">
+                    <a:avLst/>
+                  </a:prstGeom>
+                  <a:noFill/>
+                  <a:ln>
+                    <a:noFill/>
+                  </a:ln>
+                </pic:spPr>
+              </pic:pic>
+            </a:graphicData>
+          </a:graphic>
+        </wp:inline>
+      </w:drawing>
+    </w:r>
+  </w:p>
+</w:hdr>
+</file>
+
+<file path=word/numbering.xml><?xml version="1.0" encoding="utf-8"?>
+<w:numbering xmlns:wpc="http://schemas.microsoft.com/office/word/2010/wordprocessingCanvas" xmlns:cx="http://schemas.microsoft.com/office/drawing/2014/chartex" xmlns:cx1="http://schemas.microsoft.com/office/drawing/2015/9/8/chartex" xmlns:cx2="http://schemas.microsoft.com/office/drawing/2015/10/21/chartex" xmlns:cx3="http://schemas.microsoft.com/office/drawing/2016/5/9/chartex" xmlns:cx4="http://schemas.microsoft.com/office/drawing/2016/5/10/chartex" xmlns:cx5="http://schemas.microsoft.com/office/drawing/2016/5/11/chartex" xmlns:cx6="http://schemas.microsoft.com/office/drawing/2016/5/12/chartex" xmlns:cx7="http://schemas.microsoft.com/office/drawing/2016/5/13/chartex" xmlns:cx8="http://schemas.microsoft.com/office/drawing/2016/5/14/chartex" xmlns:mc="http://schemas.openxmlformats.org/markup-compatibility/2006" xmlns:aink="http://schemas.microsoft.com/office/drawing/2016/ink" xmlns:am3d="http://schemas.microsoft.com/office/drawing/2017/model3d" xmlns:o="urn:schemas-microsoft-com:office:office" xmlns:oel="http://schemas.microsoft.com/office/2019/extlst" xmlns:r="http://schemas.openxmlformats.org/officeDocument/2006/relationships" xmlns:m="http://schemas.openxmlformats.org/officeDocument/2006/math" xmlns:v="urn:schemas-microsoft-com:vml" xmlns:wp14="http://schemas.microsoft.com/office/word/2010/wordprocessingDrawing" xmlns:wp="http://schemas.openxmlformats.org/drawingml/2006/wordprocessingDrawing" xmlns:w10="urn:schemas-microsoft-com:office:word" xmlns:w="http://schemas.openxmlformats.org/wordprocessingml/2006/main" xmlns:w14="http://schemas.microsoft.com/office/word/2010/wordml" xmlns:w15="http://schemas.microsoft.com/office/word/2012/wordml" xmlns:w16cex="http://schemas.microsoft.com/office/word/2018/wordml/cex" xmlns:w16cid="http://schemas.microsoft.com/office/word/2016/wordml/cid" xmlns:w16="http://schemas.microsoft.com/office/word/2018/wordml" xmlns:w16du="http://schemas.microsoft.com/office/word/2023/wordml/word16du" xmlns:w16sdtdh="http://schemas.microsoft.com/office/word/2020/wordml/sdtdatahash" xmlns:w16sdtfl="http://schemas.microsoft.com/office/word/2024/wordml/sdtformatlock" xmlns:w16se="http://schemas.microsoft.com/office/word/2015/wordml/symex" xmlns:wpg="http://schemas.microsoft.com/office/word/2010/wordprocessingGroup" xmlns:wpi="http://schemas.microsoft.com/office/word/2010/wordprocessingInk" xmlns:wne="http://schemas.microsoft.com/office/word/2006/wordml" xmlns:wps="http://schemas.microsoft.com/office/word/2010/wordprocessingShape" mc:Ignorable="w14 w15 w16se w16cid w16 w16cex w16sdtdh w16sdtfl w16du wp14">
+  <w:abstractNum w:abstractNumId="0" w15:restartNumberingAfterBreak="0">
+    <w:nsid w:val="06080F38"/>
+    <w:multiLevelType w:val="hybridMultilevel"/>
+    <w:tmpl w:val="BA5A8C14"/>
+    <w:lvl w:ilvl="0" w:tplc="052EFEDA">
+      <w:numFmt w:val="bullet"/>
+      <w:lvlText w:val="-"/>
+      <w:lvlJc w:val="left"/>
+      <w:pPr>
+        <w:ind w:left="720" w:hanging="360"/>
+      </w:pPr>
+      <w:rPr>
+        <w:rFonts w:ascii="Calibri" w:eastAsia="Calibri" w:hAnsi="Calibri" w:cs="Times New Roman" w:hint="default"/>
+      </w:rPr>
+    </w:lvl>
+    <w:lvl w:ilvl="1" w:tplc="04090003" w:tentative="1">
+      <w:start w:val="1"/>
+      <w:numFmt w:val="bullet"/>
+      <w:lvlText w:val="o"/>
+      <w:lvlJc w:val="left"/>
+      <w:pPr>
+        <w:ind w:left="1440" w:hanging="360"/>
+      </w:pPr>
+      <w:rPr>
+        <w:rFonts w:ascii="Courier New" w:hAnsi="Courier New" w:cs="Courier New" w:hint="default"/>
+      </w:rPr>
+    </w:lvl>
+    <w:lvl w:ilvl="2" w:tplc="04090005" w:tentative="1">
+      <w:start w:val="1"/>
+      <w:numFmt w:val="bullet"/>
+      <w:lvlText w:val=""/>
+      <w:lvlJc w:val="left"/>
+      <w:pPr>
+        <w:ind w:left="2160" w:hanging="360"/>
+      </w:pPr>
+      <w:rPr>
+        <w:rFonts w:ascii="Wingdings" w:hAnsi="Wingdings" w:hint="default"/>
+      </w:rPr>
+    </w:lvl>
+    <w:lvl w:ilvl="3" w:tplc="04090001" w:tentative="1">
+      <w:start w:val="1"/>
+      <w:numFmt w:val="bullet"/>
+      <w:lvlText w:val=""/>
+      <w:lvlJc w:val="left"/>
+      <w:pPr>
+        <w:ind w:left="2880" w:hanging="360"/>
+      </w:pPr>
+      <w:rPr>
+        <w:rFonts w:ascii="Symbol" w:hAnsi="Symbol" w:hint="default"/>
+      </w:rPr>
+    </w:lvl>
+    <w:lvl w:ilvl="4" w:tplc="04090003" w:tentative="1">
+      <w:start w:val="1"/>
+      <w:numFmt w:val="bullet"/>
+      <w:lvlText w:val="o"/>
+      <w:lvlJc w:val="left"/>
+      <w:pPr>
+        <w:ind w:left="3600" w:hanging="360"/>
+      </w:pPr>
+      <w:rPr>
+        <w:rFonts w:ascii="Courier New" w:hAnsi="Courier New" w:cs="Courier New" w:hint="default"/>
+      </w:rPr>
+    </w:lvl>
+    <w:lvl w:ilvl="5" w:tplc="04090005" w:tentative="1">
+      <w:start w:val="1"/>
+      <w:numFmt w:val="bullet"/>
+      <w:lvlText w:val=""/>
+      <w:lvlJc w:val="left"/>
+      <w:pPr>
+        <w:ind w:left="4320" w:hanging="360"/>
+      </w:pPr>
+      <w:rPr>
+        <w:rFonts w:ascii="Wingdings" w:hAnsi="Wingdings" w:hint="default"/>
+      </w:rPr>
+    </w:lvl>
+    <w:lvl w:ilvl="6" w:tplc="04090001" w:tentative="1">
+      <w:start w:val="1"/>
+      <w:numFmt w:val="bullet"/>
+      <w:lvlText w:val=""/>
+      <w:lvlJc w:val="left"/>
+      <w:pPr>
+        <w:ind w:left="5040" w:hanging="360"/>
+      </w:pPr>
+      <w:rPr>
+        <w:rFonts w:ascii="Symbol" w:hAnsi="Symbol" w:hint="default"/>
+      </w:rPr>
+    </w:lvl>
+    <w:lvl w:ilvl="7" w:tplc="04090003" w:tentative="1">
+      <w:start w:val="1"/>
+      <w:numFmt w:val="bullet"/>
+      <w:lvlText w:val="o"/>
+      <w:lvlJc w:val="left"/>
+      <w:pPr>
+        <w:ind w:left="5760" w:hanging="360"/>
+      </w:pPr>
+      <w:rPr>
+        <w:rFonts w:ascii="Courier New" w:hAnsi="Courier New" w:cs="Courier New" w:hint="default"/>
+      </w:rPr>
+    </w:lvl>
+    <w:lvl w:ilvl="8" w:tplc="04090005" w:tentative="1">
+      <w:start w:val="1"/>
+      <w:numFmt w:val="bullet"/>
+      <w:lvlText w:val=""/>
+      <w:lvlJc w:val="left"/>
+      <w:pPr>
+        <w:ind w:left="6480" w:hanging="360"/>
+      </w:pPr>
+      <w:rPr>
+        <w:rFonts w:ascii="Wingdings" w:hAnsi="Wingdings" w:hint="default"/>
+      </w:rPr>
+    </w:lvl>
+  </w:abstractNum>
+  <w:abstractNum w:abstractNumId="1" w15:restartNumberingAfterBreak="0">
+    <w:nsid w:val="75F3441E"/>
+    <w:multiLevelType w:val="hybridMultilevel"/>
+    <w:tmpl w:val="BDFABAD2"/>
+    <w:lvl w:ilvl="0" w:tplc="04090001">
+      <w:start w:val="1"/>
+      <w:numFmt w:val="bullet"/>
+      <w:lvlText w:val=""/>
+      <w:lvlJc w:val="left"/>
+      <w:pPr>
+        <w:ind w:left="720" w:hanging="360"/>
+      </w:pPr>
+      <w:rPr>
+        <w:rFonts w:ascii="Symbol" w:hAnsi="Symbol" w:hint="default"/>
+      </w:rPr>
+    </w:lvl>
+    <w:lvl w:ilvl="1" w:tplc="04090019" w:tentative="1">
+      <w:start w:val="1"/>
+      <w:numFmt w:val="lowerLetter"/>
+      <w:lvlText w:val="%2."/>
+      <w:lvlJc w:val="left"/>
+      <w:pPr>
+        <w:ind w:left="1440" w:hanging="360"/>
+      </w:pPr>
+      <w:rPr>
+        <w:rFonts w:cs="Times New Roman"/>
+      </w:rPr>
+    </w:lvl>
+    <w:lvl w:ilvl="2" w:tplc="0409001B" w:tentative="1">
+      <w:start w:val="1"/>
+      <w:numFmt w:val="lowerRoman"/>
+      <w:lvlText w:val="%3."/>
+      <w:lvlJc w:val="right"/>
+      <w:pPr>
+        <w:ind w:left="2160" w:hanging="180"/>
+      </w:pPr>
+      <w:rPr>
+        <w:rFonts w:cs="Times New Roman"/>
+      </w:rPr>
+    </w:lvl>
+    <w:lvl w:ilvl="3" w:tplc="0409000F" w:tentative="1">
+      <w:start w:val="1"/>
+      <w:numFmt w:val="decimal"/>
+      <w:lvlText w:val="%4."/>
+      <w:lvlJc w:val="left"/>
+      <w:pPr>
+        <w:ind w:left="2880" w:hanging="360"/>
+      </w:pPr>
+      <w:rPr>
+        <w:rFonts w:cs="Times New Roman"/>
+      </w:rPr>
+    </w:lvl>
+    <w:lvl w:ilvl="4" w:tplc="04090019" w:tentative="1">
+      <w:start w:val="1"/>
+      <w:numFmt w:val="lowerLetter"/>
+      <w:lvlText w:val="%5."/>
+      <w:lvlJc w:val="left"/>
+      <w:pPr>
+        <w:ind w:left="3600" w:hanging="360"/>
+      </w:pPr>
+      <w:rPr>
+        <w:rFonts w:cs="Times New Roman"/>
+      </w:rPr>
+    </w:lvl>
+    <w:lvl w:ilvl="5" w:tplc="0409001B" w:tentative="1">
+      <w:start w:val="1"/>
+      <w:numFmt w:val="lowerRoman"/>
+      <w:lvlText w:val="%6."/>
+      <w:lvlJc w:val="right"/>
+      <w:pPr>
+        <w:ind w:left="4320" w:hanging="180"/>
+      </w:pPr>
+      <w:rPr>
+        <w:rFonts w:cs="Times New Roman"/>
+      </w:rPr>
+    </w:lvl>
+    <w:lvl w:ilvl="6" w:tplc="0409000F" w:tentative="1">
+      <w:start w:val="1"/>
+      <w:numFmt w:val="decimal"/>
+      <w:lvlText w:val="%7."/>
+      <w:lvlJc w:val="left"/>
+      <w:pPr>
+        <w:ind w:left="5040" w:hanging="360"/>
+      </w:pPr>
+      <w:rPr>
+        <w:rFonts w:cs="Times New Roman"/>
+      </w:rPr>
+    </w:lvl>
+    <w:lvl w:ilvl="7" w:tplc="04090019" w:tentative="1">
+      <w:start w:val="1"/>
+      <w:numFmt w:val="lowerLetter"/>
+      <w:lvlText w:val="%8."/>
+      <w:lvlJc w:val="left"/>
+      <w:pPr>
+        <w:ind w:left="5760" w:hanging="360"/>
+      </w:pPr>
+      <w:rPr>
+        <w:rFonts w:cs="Times New Roman"/>
+      </w:rPr>
+    </w:lvl>
+    <w:lvl w:ilvl="8" w:tplc="0409001B" w:tentative="1">
+      <w:start w:val="1"/>
+      <w:numFmt w:val="lowerRoman"/>
+      <w:lvlText w:val="%9."/>
+      <w:lvlJc w:val="right"/>
+      <w:pPr>
+        <w:ind w:left="6480" w:hanging="180"/>
+      </w:pPr>
+      <w:rPr>
+        <w:rFonts w:cs="Times New Roman"/>
+      </w:rPr>
+    </w:lvl>
+  </w:abstractNum>
+  <w:num w:numId="1" w16cid:durableId="1842357240">
+    <w:abstractNumId w:val="1"/>
+  </w:num>
+  <w:num w:numId="2" w16cid:durableId="689062381">
+    <w:abstractNumId w:val="0"/>
+  </w:num>
+</w:numbering>
+</file>
+
 <file path=word/styles.xml><?xml version="1.0" encoding="utf-8"?>
-<w:styles xmlns:mc="http://schemas.openxmlformats.org/markup-compatibility/2006" xmlns:r="http://schemas.openxmlformats.org/officeDocument/2006/relationships" xmlns:w="http://schemas.openxmlformats.org/wordprocessingml/2006/main" xmlns:w14="http://schemas.microsoft.com/office/word/2010/wordml" xmlns:w15="http://schemas.microsoft.com/office/word/2012/wordml" xmlns:w16cex="http://schemas.microsoft.com/office/word/2018/wordml/cex" xmlns:w16cid="http://schemas.microsoft.com/office/word/2016/wordml/cid" xmlns:w16="http://schemas.microsoft.com/office/word/2018/wordml" xmlns:w16sdtdh="http://schemas.microsoft.com/office/word/2020/wordml/sdtdatahash" xmlns:w16se="http://schemas.microsoft.com/office/word/2015/wordml/symex" mc:Ignorable="w14 w15 w16se w16cid w16 w16cex w16sdtdh">
+<w:styles xmlns:mc="http://schemas.openxmlformats.org/markup-compatibility/2006" xmlns:r="http://schemas.openxmlformats.org/officeDocument/2006/relationships" xmlns:w="http://schemas.openxmlformats.org/wordprocessingml/2006/main" xmlns:w14="http://schemas.microsoft.com/office/word/2010/wordml" xmlns:w15="http://schemas.microsoft.com/office/word/2012/wordml" xmlns:w16cex="http://schemas.microsoft.com/office/word/2018/wordml/cex" xmlns:w16cid="http://schemas.microsoft.com/office/word/2016/wordml/cid" xmlns:w16="http://schemas.microsoft.com/office/word/2018/wordml" xmlns:w16du="http://schemas.microsoft.com/office/word/2023/wordml/word16du" xmlns:w16sdtdh="http://schemas.microsoft.com/office/word/2020/wordml/sdtdatahash" xmlns:w16sdtfl="http://schemas.microsoft.com/office/word/2024/wordml/sdtformatlock" xmlns:w16se="http://schemas.microsoft.com/office/word/2015/wordml/symex" mc:Ignorable="w14 w15 w16se w16cid w16 w16cex w16sdtdh w16sdtfl w16du">
   <w:docDefaults>
     <w:rPrDefault>
       <w:rPr>
-        <w:rFonts w:ascii="Times New Roman" w:eastAsia="Times New Roman" w:hAnsi="Times New Roman" w:cs="Times New Roman"/>
+        <w:rFonts w:ascii="Arial" w:eastAsia="Arial" w:hAnsi="Arial" w:cs="Arial"/>
         <w:lang w:val="en-US" w:eastAsia="en-US" w:bidi="ar-SA"/>
       </w:rPr>
     </w:rPrDefault>
     <w:pPrDefault/>
   </w:docDefaults>
-  <w:latentStyles w:defLockedState="0" w:defUIPriority="0" w:defSemiHidden="0" w:defUnhideWhenUsed="0" w:defQFormat="0" w:count="376">
-    <w:lsdException w:name="Normal" w:qFormat="1"/>
-    <w:lsdException w:name="heading 1" w:qFormat="1"/>
-    <w:lsdException w:name="heading 2" w:qFormat="1"/>
-    <w:lsdException w:name="heading 3" w:semiHidden="1" w:unhideWhenUsed="1" w:qFormat="1"/>
-    <w:lsdException w:name="heading 4" w:semiHidden="1" w:unhideWhenUsed="1" w:qFormat="1"/>
-    <w:lsdException w:name="heading 5" w:semiHidden="1" w:unhideWhenUsed="1" w:qFormat="1"/>
-    <w:lsdException w:name="heading 6" w:semiHidden="1" w:unhideWhenUsed="1" w:qFormat="1"/>
-    <w:lsdException w:name="heading 7" w:semiHidden="1" w:unhideWhenUsed="1" w:qFormat="1"/>
-    <w:lsdException w:name="heading 8" w:semiHidden="1" w:unhideWhenUsed="1" w:qFormat="1"/>
-    <w:lsdException w:name="heading 9" w:semiHidden="1" w:unhideWhenUsed="1" w:qFormat="1"/>
+  <w:latentStyles w:defLockedState="0" w:defUIPriority="99" w:defSemiHidden="0" w:defUnhideWhenUsed="0" w:defQFormat="0" w:count="376">
+    <w:lsdException w:name="Normal" w:uiPriority="0" w:qFormat="1"/>
+    <w:lsdException w:name="heading 1" w:uiPriority="9" w:qFormat="1"/>
+    <w:lsdException w:name="heading 2" w:semiHidden="1" w:uiPriority="9" w:unhideWhenUsed="1" w:qFormat="1"/>
+    <w:lsdException w:name="heading 3" w:semiHidden="1" w:uiPriority="9" w:unhideWhenUsed="1" w:qFormat="1"/>
+    <w:lsdException w:name="heading 4" w:semiHidden="1" w:uiPriority="9" w:unhideWhenUsed="1" w:qFormat="1"/>
+    <w:lsdException w:name="heading 5" w:semiHidden="1" w:uiPriority="9" w:unhideWhenUsed="1" w:qFormat="1"/>
+    <w:lsdException w:name="heading 6" w:semiHidden="1" w:uiPriority="9" w:unhideWhenUsed="1" w:qFormat="1"/>
+    <w:lsdException w:name="heading 7" w:semiHidden="1" w:uiPriority="9" w:unhideWhenUsed="1" w:qFormat="1"/>
+    <w:lsdException w:name="heading 8" w:semiHidden="1" w:uiPriority="9" w:unhideWhenUsed="1" w:qFormat="1"/>
+    <w:lsdException w:name="heading 9" w:semiHidden="1" w:uiPriority="9" w:unhideWhenUsed="1" w:qFormat="1"/>
     <w:lsdException w:name="index 1" w:semiHidden="1" w:unhideWhenUsed="1"/>
     <w:lsdException w:name="index 2" w:semiHidden="1" w:unhideWhenUsed="1"/>
     <w:lsdException w:name="index 3" w:semiHidden="1" w:unhideWhenUsed="1"/>
@@ -1220,22 +1435,22 @@
     <w:lsdException w:name="index 7" w:semiHidden="1" w:unhideWhenUsed="1"/>
     <w:lsdException w:name="index 8" w:semiHidden="1" w:unhideWhenUsed="1"/>
     <w:lsdException w:name="index 9" w:semiHidden="1" w:unhideWhenUsed="1"/>
-    <w:lsdException w:name="toc 1" w:semiHidden="1" w:unhideWhenUsed="1"/>
-    <w:lsdException w:name="toc 2" w:semiHidden="1" w:unhideWhenUsed="1"/>
-    <w:lsdException w:name="toc 3" w:semiHidden="1" w:unhideWhenUsed="1"/>
-    <w:lsdException w:name="toc 4" w:semiHidden="1" w:unhideWhenUsed="1"/>
-    <w:lsdException w:name="toc 5" w:semiHidden="1" w:unhideWhenUsed="1"/>
-    <w:lsdException w:name="toc 6" w:semiHidden="1" w:unhideWhenUsed="1"/>
-    <w:lsdException w:name="toc 7" w:semiHidden="1" w:unhideWhenUsed="1"/>
-    <w:lsdException w:name="toc 8" w:semiHidden="1" w:unhideWhenUsed="1"/>
-    <w:lsdException w:name="toc 9" w:semiHidden="1" w:unhideWhenUsed="1"/>
+    <w:lsdException w:name="toc 1" w:semiHidden="1" w:uiPriority="39" w:unhideWhenUsed="1"/>
+    <w:lsdException w:name="toc 2" w:semiHidden="1" w:uiPriority="39" w:unhideWhenUsed="1"/>
+    <w:lsdException w:name="toc 3" w:semiHidden="1" w:uiPriority="39" w:unhideWhenUsed="1"/>
+    <w:lsdException w:name="toc 4" w:semiHidden="1" w:uiPriority="39" w:unhideWhenUsed="1"/>
+    <w:lsdException w:name="toc 5" w:semiHidden="1" w:uiPriority="39" w:unhideWhenUsed="1"/>
+    <w:lsdException w:name="toc 6" w:semiHidden="1" w:uiPriority="39" w:unhideWhenUsed="1"/>
+    <w:lsdException w:name="toc 7" w:semiHidden="1" w:uiPriority="39" w:unhideWhenUsed="1"/>
+    <w:lsdException w:name="toc 8" w:semiHidden="1" w:uiPriority="39" w:unhideWhenUsed="1"/>
+    <w:lsdException w:name="toc 9" w:semiHidden="1" w:uiPriority="39" w:unhideWhenUsed="1"/>
     <w:lsdException w:name="Normal Indent" w:semiHidden="1" w:unhideWhenUsed="1"/>
     <w:lsdException w:name="footnote text" w:semiHidden="1" w:unhideWhenUsed="1"/>
     <w:lsdException w:name="annotation text" w:semiHidden="1" w:unhideWhenUsed="1"/>
     <w:lsdException w:name="header" w:semiHidden="1" w:unhideWhenUsed="1"/>
     <w:lsdException w:name="footer" w:semiHidden="1" w:unhideWhenUsed="1"/>
     <w:lsdException w:name="index heading" w:semiHidden="1" w:unhideWhenUsed="1"/>
-    <w:lsdException w:name="caption" w:semiHidden="1" w:unhideWhenUsed="1" w:qFormat="1"/>
+    <w:lsdException w:name="caption" w:semiHidden="1" w:uiPriority="35" w:unhideWhenUsed="1" w:qFormat="1"/>
     <w:lsdException w:name="table of figures" w:semiHidden="1" w:unhideWhenUsed="1"/>
     <w:lsdException w:name="envelope address" w:semiHidden="1" w:unhideWhenUsed="1"/>
     <w:lsdException w:name="envelope return" w:semiHidden="1" w:unhideWhenUsed="1"/>
@@ -1250,8 +1465,11 @@
     <w:lsdException w:name="toa heading" w:semiHidden="1" w:unhideWhenUsed="1"/>
     <w:lsdException w:name="List" w:semiHidden="1" w:unhideWhenUsed="1"/>
     <w:lsdException w:name="List Bullet" w:semiHidden="1" w:unhideWhenUsed="1"/>
+    <w:lsdException w:name="List Number" w:semiHidden="1" w:unhideWhenUsed="1"/>
     <w:lsdException w:name="List 2" w:semiHidden="1" w:unhideWhenUsed="1"/>
     <w:lsdException w:name="List 3" w:semiHidden="1" w:unhideWhenUsed="1"/>
+    <w:lsdException w:name="List 4" w:semiHidden="1" w:unhideWhenUsed="1"/>
+    <w:lsdException w:name="List 5" w:semiHidden="1" w:unhideWhenUsed="1"/>
     <w:lsdException w:name="List Bullet 2" w:semiHidden="1" w:unhideWhenUsed="1"/>
     <w:lsdException w:name="List Bullet 3" w:semiHidden="1" w:unhideWhenUsed="1"/>
     <w:lsdException w:name="List Bullet 4" w:semiHidden="1" w:unhideWhenUsed="1"/>
@@ -1260,10 +1478,10 @@
     <w:lsdException w:name="List Number 3" w:semiHidden="1" w:unhideWhenUsed="1"/>
     <w:lsdException w:name="List Number 4" w:semiHidden="1" w:unhideWhenUsed="1"/>
     <w:lsdException w:name="List Number 5" w:semiHidden="1" w:unhideWhenUsed="1"/>
-    <w:lsdException w:name="Title" w:qFormat="1"/>
+    <w:lsdException w:name="Title" w:uiPriority="10" w:qFormat="1"/>
     <w:lsdException w:name="Closing" w:semiHidden="1" w:unhideWhenUsed="1"/>
     <w:lsdException w:name="Signature" w:semiHidden="1" w:unhideWhenUsed="1"/>
-    <w:lsdException w:name="Default Paragraph Font" w:semiHidden="1" w:unhideWhenUsed="1"/>
+    <w:lsdException w:name="Default Paragraph Font" w:semiHidden="1" w:uiPriority="1" w:unhideWhenUsed="1"/>
     <w:lsdException w:name="Body Text" w:semiHidden="1" w:unhideWhenUsed="1"/>
     <w:lsdException w:name="Body Text Indent" w:semiHidden="1" w:unhideWhenUsed="1"/>
     <w:lsdException w:name="List Continue" w:semiHidden="1" w:unhideWhenUsed="1"/>
@@ -1272,7 +1490,10 @@
     <w:lsdException w:name="List Continue 4" w:semiHidden="1" w:unhideWhenUsed="1"/>
     <w:lsdException w:name="List Continue 5" w:semiHidden="1" w:unhideWhenUsed="1"/>
     <w:lsdException w:name="Message Header" w:semiHidden="1" w:unhideWhenUsed="1"/>
-    <w:lsdException w:name="Subtitle" w:qFormat="1"/>
+    <w:lsdException w:name="Subtitle" w:uiPriority="11" w:qFormat="1"/>
+    <w:lsdException w:name="Salutation" w:semiHidden="1" w:unhideWhenUsed="1"/>
+    <w:lsdException w:name="Date" w:semiHidden="1" w:unhideWhenUsed="1"/>
+    <w:lsdException w:name="Body Text First Indent" w:semiHidden="1" w:unhideWhenUsed="1"/>
     <w:lsdException w:name="Body Text First Indent 2" w:semiHidden="1" w:unhideWhenUsed="1"/>
     <w:lsdException w:name="Note Heading" w:semiHidden="1" w:unhideWhenUsed="1"/>
     <w:lsdException w:name="Body Text 2" w:semiHidden="1" w:unhideWhenUsed="1"/>
@@ -1280,16 +1501,16 @@
     <w:lsdException w:name="Body Text Indent 2" w:semiHidden="1" w:unhideWhenUsed="1"/>
     <w:lsdException w:name="Body Text Indent 3" w:semiHidden="1" w:unhideWhenUsed="1"/>
     <w:lsdException w:name="Block Text" w:semiHidden="1" w:unhideWhenUsed="1"/>
-    <w:lsdException w:name="Hyperlink" w:semiHidden="1" w:uiPriority="99" w:unhideWhenUsed="1"/>
+    <w:lsdException w:name="Hyperlink" w:semiHidden="1" w:unhideWhenUsed="1"/>
     <w:lsdException w:name="FollowedHyperlink" w:semiHidden="1" w:unhideWhenUsed="1"/>
-    <w:lsdException w:name="Strong" w:qFormat="1"/>
-    <w:lsdException w:name="Emphasis" w:qFormat="1"/>
+    <w:lsdException w:name="Strong" w:uiPriority="22" w:qFormat="1"/>
+    <w:lsdException w:name="Emphasis" w:uiPriority="20" w:qFormat="1"/>
     <w:lsdException w:name="Document Map" w:semiHidden="1" w:unhideWhenUsed="1"/>
     <w:lsdException w:name="Plain Text" w:semiHidden="1" w:unhideWhenUsed="1"/>
     <w:lsdException w:name="E-mail Signature" w:semiHidden="1" w:unhideWhenUsed="1"/>
     <w:lsdException w:name="HTML Top of Form" w:semiHidden="1" w:unhideWhenUsed="1"/>
     <w:lsdException w:name="HTML Bottom of Form" w:semiHidden="1" w:unhideWhenUsed="1"/>
-    <w:lsdException w:name="Normal (Web)" w:semiHidden="1" w:unhideWhenUsed="1"/>
+    <w:lsdException w:name="Normal (Web)" w:semiHidden="1" w:uiPriority="0" w:unhideWhenUsed="1"/>
     <w:lsdException w:name="HTML Acronym" w:semiHidden="1" w:unhideWhenUsed="1"/>
     <w:lsdException w:name="HTML Address" w:semiHidden="1" w:unhideWhenUsed="1"/>
     <w:lsdException w:name="HTML Cite" w:semiHidden="1" w:unhideWhenUsed="1"/>
@@ -1349,8 +1570,9 @@
     <w:lsdException w:name="Table Web 2" w:semiHidden="1" w:unhideWhenUsed="1"/>
     <w:lsdException w:name="Table Web 3" w:semiHidden="1" w:unhideWhenUsed="1"/>
     <w:lsdException w:name="Balloon Text" w:semiHidden="1" w:unhideWhenUsed="1"/>
+    <w:lsdException w:name="Table Grid" w:uiPriority="39"/>
     <w:lsdException w:name="Table Theme" w:semiHidden="1" w:unhideWhenUsed="1"/>
-    <w:lsdException w:name="Placeholder Text" w:semiHidden="1" w:uiPriority="99"/>
+    <w:lsdException w:name="Placeholder Text" w:semiHidden="1"/>
     <w:lsdException w:name="No Spacing" w:uiPriority="1" w:qFormat="1"/>
     <w:lsdException w:name="Light Shading" w:uiPriority="60"/>
     <w:lsdException w:name="Light List" w:uiPriority="61"/>
@@ -1372,7 +1594,7 @@
     <w:lsdException w:name="Medium Shading 1 Accent 1" w:uiPriority="63"/>
     <w:lsdException w:name="Medium Shading 2 Accent 1" w:uiPriority="64"/>
     <w:lsdException w:name="Medium List 1 Accent 1" w:uiPriority="65"/>
-    <w:lsdException w:name="Revision" w:semiHidden="1" w:uiPriority="99"/>
+    <w:lsdException w:name="Revision" w:semiHidden="1"/>
     <w:lsdException w:name="List Paragraph" w:uiPriority="34" w:qFormat="1"/>
     <w:lsdException w:name="Quote" w:uiPriority="29" w:qFormat="1"/>
     <w:lsdException w:name="Intense Quote" w:uiPriority="30" w:qFormat="1"/>
@@ -1565,67 +1787,135 @@
     <w:lsdException w:name="List Table 5 Dark Accent 6" w:uiPriority="50"/>
     <w:lsdException w:name="List Table 6 Colorful Accent 6" w:uiPriority="51"/>
     <w:lsdException w:name="List Table 7 Colorful Accent 6" w:uiPriority="52"/>
-    <w:lsdException w:name="Mention" w:semiHidden="1" w:uiPriority="99" w:unhideWhenUsed="1"/>
-    <w:lsdException w:name="Smart Hyperlink" w:semiHidden="1" w:uiPriority="99" w:unhideWhenUsed="1"/>
-    <w:lsdException w:name="Hashtag" w:semiHidden="1" w:uiPriority="99" w:unhideWhenUsed="1"/>
-    <w:lsdException w:name="Unresolved Mention" w:semiHidden="1" w:uiPriority="99" w:unhideWhenUsed="1"/>
-    <w:lsdException w:name="Smart Link" w:semiHidden="1" w:uiPriority="99" w:unhideWhenUsed="1"/>
+    <w:lsdException w:name="Mention" w:semiHidden="1" w:unhideWhenUsed="1"/>
+    <w:lsdException w:name="Smart Hyperlink" w:semiHidden="1" w:unhideWhenUsed="1"/>
+    <w:lsdException w:name="Hashtag" w:semiHidden="1" w:unhideWhenUsed="1"/>
+    <w:lsdException w:name="Unresolved Mention" w:semiHidden="1" w:unhideWhenUsed="1"/>
+    <w:lsdException w:name="Smart Link" w:semiHidden="1" w:unhideWhenUsed="1"/>
   </w:latentStyles>
   <w:style w:type="paragraph" w:default="1" w:styleId="Normal">
     <w:name w:val="Normal"/>
     <w:qFormat/>
-    <w:rsid w:val="004C221E"/>
     <w:pPr>
-      <w:widowControl w:val="0"/>
-      <w:autoSpaceDE w:val="0"/>
-      <w:autoSpaceDN w:val="0"/>
-      <w:adjustRightInd w:val="0"/>
+      <w:spacing w:line="276" w:lineRule="auto"/>
     </w:pPr>
     <w:rPr>
-      <w:rFonts w:ascii="Courier New" w:hAnsi="Courier New"/>
-      <w:sz w:val="24"/>
-      <w:szCs w:val="24"/>
+      <w:sz w:val="22"/>
+      <w:szCs w:val="22"/>
+      <w:lang w:val="en"/>
     </w:rPr>
   </w:style>
   <w:style w:type="paragraph" w:styleId="Heading1">
     <w:name w:val="heading 1"/>
     <w:basedOn w:val="Normal"/>
     <w:next w:val="Normal"/>
+    <w:uiPriority w:val="9"/>
     <w:qFormat/>
-    <w:rsid w:val="004C221E"/>
     <w:pPr>
       <w:keepNext/>
-      <w:tabs>
-        <w:tab w:val="right" w:pos="9360"/>
-      </w:tabs>
-      <w:jc w:val="both"/>
+      <w:keepLines/>
+      <w:spacing w:before="400" w:after="120"/>
       <w:outlineLvl w:val="0"/>
     </w:pPr>
     <w:rPr>
-      <w:rFonts w:ascii="Dutch801 Rm BT" w:hAnsi="Dutch801 Rm BT"/>
-      <w:i/>
-      <w:iCs/>
-      <w:u w:val="single"/>
+      <w:sz w:val="40"/>
+      <w:szCs w:val="40"/>
     </w:rPr>
   </w:style>
   <w:style w:type="paragraph" w:styleId="Heading2">
     <w:name w:val="heading 2"/>
     <w:basedOn w:val="Normal"/>
     <w:next w:val="Normal"/>
+    <w:uiPriority w:val="9"/>
+    <w:semiHidden/>
+    <w:unhideWhenUsed/>
     <w:qFormat/>
-    <w:rsid w:val="004C221E"/>
     <w:pPr>
       <w:keepNext/>
-      <w:tabs>
-        <w:tab w:val="left" w:pos="5040"/>
-        <w:tab w:val="left" w:pos="5760"/>
-      </w:tabs>
+      <w:keepLines/>
+      <w:spacing w:before="360" w:after="120"/>
       <w:outlineLvl w:val="1"/>
     </w:pPr>
     <w:rPr>
-      <w:rFonts w:ascii="Dutch801 Rm BT" w:hAnsi="Dutch801 Rm BT"/>
+      <w:sz w:val="32"/>
+      <w:szCs w:val="32"/>
+    </w:rPr>
+  </w:style>
+  <w:style w:type="paragraph" w:styleId="Heading3">
+    <w:name w:val="heading 3"/>
+    <w:basedOn w:val="Normal"/>
+    <w:next w:val="Normal"/>
+    <w:uiPriority w:val="9"/>
+    <w:semiHidden/>
+    <w:unhideWhenUsed/>
+    <w:qFormat/>
+    <w:pPr>
+      <w:keepNext/>
+      <w:keepLines/>
+      <w:spacing w:before="320" w:after="80"/>
+      <w:outlineLvl w:val="2"/>
+    </w:pPr>
+    <w:rPr>
+      <w:color w:val="434343"/>
+      <w:sz w:val="28"/>
+      <w:szCs w:val="28"/>
+    </w:rPr>
+  </w:style>
+  <w:style w:type="paragraph" w:styleId="Heading4">
+    <w:name w:val="heading 4"/>
+    <w:basedOn w:val="Normal"/>
+    <w:next w:val="Normal"/>
+    <w:uiPriority w:val="9"/>
+    <w:semiHidden/>
+    <w:unhideWhenUsed/>
+    <w:qFormat/>
+    <w:pPr>
+      <w:keepNext/>
+      <w:keepLines/>
+      <w:spacing w:before="280" w:after="80"/>
+      <w:outlineLvl w:val="3"/>
+    </w:pPr>
+    <w:rPr>
+      <w:color w:val="666666"/>
+      <w:sz w:val="24"/>
+      <w:szCs w:val="24"/>
+    </w:rPr>
+  </w:style>
+  <w:style w:type="paragraph" w:styleId="Heading5">
+    <w:name w:val="heading 5"/>
+    <w:basedOn w:val="Normal"/>
+    <w:next w:val="Normal"/>
+    <w:uiPriority w:val="9"/>
+    <w:semiHidden/>
+    <w:unhideWhenUsed/>
+    <w:qFormat/>
+    <w:pPr>
+      <w:keepNext/>
+      <w:keepLines/>
+      <w:spacing w:before="240" w:after="80"/>
+      <w:outlineLvl w:val="4"/>
+    </w:pPr>
+    <w:rPr>
+      <w:color w:val="666666"/>
+    </w:rPr>
+  </w:style>
+  <w:style w:type="paragraph" w:styleId="Heading6">
+    <w:name w:val="heading 6"/>
+    <w:basedOn w:val="Normal"/>
+    <w:next w:val="Normal"/>
+    <w:uiPriority w:val="9"/>
+    <w:semiHidden/>
+    <w:unhideWhenUsed/>
+    <w:qFormat/>
+    <w:pPr>
+      <w:keepNext/>
+      <w:keepLines/>
+      <w:spacing w:before="240" w:after="80"/>
+      <w:outlineLvl w:val="5"/>
+    </w:pPr>
+    <w:rPr>
       <w:i/>
-      <w:iCs/>
+      <w:color w:val="666666"/>
     </w:rPr>
   </w:style>
   <w:style w:type="character" w:default="1" w:styleId="DefaultParagraphFont">
@@ -1655,182 +1945,152 @@
     <w:semiHidden/>
     <w:unhideWhenUsed/>
   </w:style>
-  <w:style w:type="character" w:styleId="FootnoteReference">
-    <w:name w:val="footnote reference"/>
-    <w:semiHidden/>
-    <w:rsid w:val="004C221E"/>
-  </w:style>
-  <w:style w:type="paragraph" w:styleId="BodyText">
-    <w:name w:val="Body Text"/>
-    <w:basedOn w:val="Normal"/>
-    <w:link w:val="BodyTextChar"/>
-    <w:rsid w:val="004C221E"/>
+  <w:style w:type="table" w:customStyle="1" w:styleId="TableNormal0">
+    <w:name w:val="TableNormal"/>
     <w:pPr>
-      <w:tabs>
-        <w:tab w:val="left" w:pos="-1440"/>
-      </w:tabs>
-      <w:jc w:val="both"/>
+      <w:spacing w:line="276" w:lineRule="auto"/>
     </w:pPr>
     <w:rPr>
-      <w:rFonts w:ascii="Times New Roman" w:hAnsi="Times New Roman"/>
-      <w:color w:val="000000"/>
+      <w:sz w:val="22"/>
+      <w:szCs w:val="22"/>
+      <w:lang w:val="en"/>
     </w:rPr>
+    <w:tblPr>
+      <w:tblCellMar>
+        <w:top w:w="0" w:type="dxa"/>
+        <w:left w:w="0" w:type="dxa"/>
+        <w:bottom w:w="0" w:type="dxa"/>
+        <w:right w:w="0" w:type="dxa"/>
+      </w:tblCellMar>
+    </w:tblPr>
   </w:style>
   <w:style w:type="paragraph" w:styleId="Title">
     <w:name w:val="Title"/>
     <w:basedOn w:val="Normal"/>
+    <w:next w:val="Normal"/>
+    <w:uiPriority w:val="10"/>
     <w:qFormat/>
-    <w:rsid w:val="004C221E"/>
     <w:pPr>
-      <w:widowControl/>
-      <w:autoSpaceDE/>
-      <w:autoSpaceDN/>
-      <w:adjustRightInd/>
-      <w:jc w:val="center"/>
+      <w:keepNext/>
+      <w:keepLines/>
+      <w:spacing w:after="60"/>
     </w:pPr>
     <w:rPr>
-      <w:rFonts w:ascii="Times New Roman" w:hAnsi="Times New Roman"/>
-      <w:sz w:val="26"/>
-      <w:szCs w:val="20"/>
+      <w:sz w:val="52"/>
+      <w:szCs w:val="52"/>
     </w:rPr>
   </w:style>
-  <w:style w:type="paragraph" w:styleId="BalloonText">
-    <w:name w:val="Balloon Text"/>
+  <w:style w:type="paragraph" w:styleId="Subtitle">
+    <w:name w:val="Subtitle"/>
     <w:basedOn w:val="Normal"/>
-    <w:link w:val="BalloonTextChar"/>
-    <w:rsid w:val="00B66137"/>
+    <w:next w:val="Normal"/>
+    <w:uiPriority w:val="11"/>
+    <w:qFormat/>
+    <w:pPr>
+      <w:keepNext/>
+      <w:keepLines/>
+      <w:spacing w:after="320"/>
+    </w:pPr>
     <w:rPr>
-      <w:rFonts w:ascii="Tahoma" w:hAnsi="Tahoma" w:cs="Tahoma"/>
-      <w:sz w:val="16"/>
-      <w:szCs w:val="16"/>
+      <w:color w:val="666666"/>
+      <w:sz w:val="30"/>
+      <w:szCs w:val="30"/>
     </w:rPr>
   </w:style>
-  <w:style w:type="character" w:customStyle="1" w:styleId="BalloonTextChar">
-    <w:name w:val="Balloon Text Char"/>
-    <w:basedOn w:val="DefaultParagraphFont"/>
-    <w:link w:val="BalloonText"/>
-    <w:rsid w:val="00B66137"/>
-    <w:rPr>
-      <w:rFonts w:ascii="Tahoma" w:hAnsi="Tahoma" w:cs="Tahoma"/>
-      <w:sz w:val="16"/>
-      <w:szCs w:val="16"/>
-    </w:rPr>
+  <w:style w:type="table" w:customStyle="1" w:styleId="a">
+    <w:basedOn w:val="TableNormal0"/>
+    <w:tblPr>
+      <w:tblStyleRowBandSize w:val="1"/>
+      <w:tblStyleColBandSize w:val="1"/>
+      <w:tblCellMar>
+        <w:top w:w="100" w:type="dxa"/>
+        <w:left w:w="100" w:type="dxa"/>
+        <w:bottom w:w="100" w:type="dxa"/>
+        <w:right w:w="100" w:type="dxa"/>
+      </w:tblCellMar>
+    </w:tblPr>
   </w:style>
   <w:style w:type="paragraph" w:styleId="Header">
     <w:name w:val="header"/>
     <w:basedOn w:val="Normal"/>
     <w:link w:val="HeaderChar"/>
-    <w:rsid w:val="00B66137"/>
+    <w:uiPriority w:val="99"/>
+    <w:unhideWhenUsed/>
+    <w:rsid w:val="00062C77"/>
     <w:pPr>
       <w:tabs>
         <w:tab w:val="center" w:pos="4680"/>
         <w:tab w:val="right" w:pos="9360"/>
       </w:tabs>
+      <w:spacing w:line="240" w:lineRule="auto"/>
     </w:pPr>
   </w:style>
   <w:style w:type="character" w:customStyle="1" w:styleId="HeaderChar">
     <w:name w:val="Header Char"/>
     <w:basedOn w:val="DefaultParagraphFont"/>
     <w:link w:val="Header"/>
-    <w:rsid w:val="00B66137"/>
-    <w:rPr>
-      <w:rFonts w:ascii="Courier New" w:hAnsi="Courier New"/>
-      <w:sz w:val="24"/>
-      <w:szCs w:val="24"/>
-    </w:rPr>
+    <w:uiPriority w:val="99"/>
+    <w:rsid w:val="00062C77"/>
   </w:style>
   <w:style w:type="paragraph" w:styleId="Footer">
     <w:name w:val="footer"/>
     <w:basedOn w:val="Normal"/>
     <w:link w:val="FooterChar"/>
-    <w:rsid w:val="00B66137"/>
+    <w:uiPriority w:val="99"/>
+    <w:unhideWhenUsed/>
+    <w:rsid w:val="00062C77"/>
     <w:pPr>
       <w:tabs>
         <w:tab w:val="center" w:pos="4680"/>
         <w:tab w:val="right" w:pos="9360"/>
       </w:tabs>
+      <w:spacing w:line="240" w:lineRule="auto"/>
     </w:pPr>
   </w:style>
   <w:style w:type="character" w:customStyle="1" w:styleId="FooterChar">
     <w:name w:val="Footer Char"/>
     <w:basedOn w:val="DefaultParagraphFont"/>
     <w:link w:val="Footer"/>
-    <w:rsid w:val="00B66137"/>
+    <w:uiPriority w:val="99"/>
+    <w:rsid w:val="00062C77"/>
+  </w:style>
+  <w:style w:type="paragraph" w:styleId="NormalWeb">
+    <w:name w:val="Normal (Web)"/>
+    <w:basedOn w:val="Normal"/>
+    <w:rsid w:val="002F28DE"/>
+    <w:pPr>
+      <w:spacing w:before="100" w:beforeAutospacing="1" w:after="100" w:afterAutospacing="1" w:line="240" w:lineRule="auto"/>
+    </w:pPr>
     <w:rPr>
-      <w:rFonts w:ascii="Courier New" w:hAnsi="Courier New"/>
+      <w:rFonts w:ascii="Times New Roman" w:eastAsia="Times New Roman" w:hAnsi="Times New Roman" w:cs="Times New Roman"/>
       <w:sz w:val="24"/>
       <w:szCs w:val="24"/>
+      <w:lang w:val="en-US"/>
     </w:rPr>
   </w:style>
-  <w:style w:type="character" w:styleId="CommentReference">
-    <w:name w:val="annotation reference"/>
-    <w:basedOn w:val="DefaultParagraphFont"/>
-    <w:rsid w:val="00B03FC1"/>
+  <w:style w:type="paragraph" w:customStyle="1" w:styleId="Letter-Re">
+    <w:name w:val="Letter - Re"/>
+    <w:basedOn w:val="Normal"/>
+    <w:rsid w:val="00282FB5"/>
+    <w:pPr>
+      <w:spacing w:after="240" w:line="240" w:lineRule="auto"/>
+      <w:ind w:left="1440" w:hanging="720"/>
+    </w:pPr>
     <w:rPr>
-      <w:sz w:val="16"/>
-      <w:szCs w:val="16"/>
-    </w:rPr>
-  </w:style>
-  <w:style w:type="paragraph" w:styleId="CommentText">
-    <w:name w:val="annotation text"/>
-    <w:basedOn w:val="Normal"/>
-    <w:link w:val="CommentTextChar"/>
-    <w:rsid w:val="00B03FC1"/>
-    <w:rPr>
-      <w:sz w:val="20"/>
-      <w:szCs w:val="20"/>
-    </w:rPr>
-  </w:style>
-  <w:style w:type="character" w:customStyle="1" w:styleId="CommentTextChar">
-    <w:name w:val="Comment Text Char"/>
-    <w:basedOn w:val="DefaultParagraphFont"/>
-    <w:link w:val="CommentText"/>
-    <w:rsid w:val="00B03FC1"/>
-    <w:rPr>
-      <w:rFonts w:ascii="Courier New" w:hAnsi="Courier New"/>
-    </w:rPr>
-  </w:style>
-  <w:style w:type="paragraph" w:styleId="CommentSubject">
-    <w:name w:val="annotation subject"/>
-    <w:basedOn w:val="CommentText"/>
-    <w:next w:val="CommentText"/>
-    <w:link w:val="CommentSubjectChar"/>
-    <w:rsid w:val="00B03FC1"/>
-    <w:rPr>
-      <w:b/>
-      <w:bCs/>
-    </w:rPr>
-  </w:style>
-  <w:style w:type="character" w:customStyle="1" w:styleId="CommentSubjectChar">
-    <w:name w:val="Comment Subject Char"/>
-    <w:basedOn w:val="CommentTextChar"/>
-    <w:link w:val="CommentSubject"/>
-    <w:rsid w:val="00B03FC1"/>
-    <w:rPr>
-      <w:rFonts w:ascii="Courier New" w:hAnsi="Courier New"/>
-      <w:b/>
-      <w:bCs/>
+      <w:rFonts w:ascii="Times New Roman" w:eastAsia="Times New Roman" w:hAnsi="Times New Roman" w:cs="Times New Roman"/>
+      <w:sz w:val="24"/>
+      <w:szCs w:val="24"/>
+      <w:lang w:val="en-US"/>
     </w:rPr>
   </w:style>
   <w:style w:type="character" w:styleId="Hyperlink">
     <w:name w:val="Hyperlink"/>
-    <w:basedOn w:val="DefaultParagraphFont"/>
     <w:uiPriority w:val="99"/>
     <w:unhideWhenUsed/>
-    <w:rsid w:val="002F75E6"/>
+    <w:rsid w:val="00C6285E"/>
     <w:rPr>
       <w:color w:val="0000FF"/>
       <w:u w:val="single"/>
-    </w:rPr>
-  </w:style>
-  <w:style w:type="character" w:customStyle="1" w:styleId="BodyTextChar">
-    <w:name w:val="Body Text Char"/>
-    <w:link w:val="BodyText"/>
-    <w:rsid w:val="006649D4"/>
-    <w:rPr>
-      <w:color w:val="000000"/>
-      <w:sz w:val="24"/>
-      <w:szCs w:val="24"/>
     </w:rPr>
   </w:style>
 </w:styles>
@@ -1879,7 +2139,7 @@
     </a:clrScheme>
     <a:fontScheme name="Office">
       <a:majorFont>
-        <a:latin typeface="Cambria"/>
+        <a:latin typeface="Calibri"/>
         <a:ea typeface=""/>
         <a:cs typeface=""/>
         <a:font script="Jpan" typeface="ＭＳ ゴシック"/>
@@ -1911,9 +2171,10 @@
         <a:font script="Mong" typeface="Mongolian Baiti"/>
         <a:font script="Viet" typeface="Times New Roman"/>
         <a:font script="Uigh" typeface="Microsoft Uighur"/>
+        <a:font script="Geor" typeface="Sylfaen"/>
       </a:majorFont>
       <a:minorFont>
-        <a:latin typeface="Calibri"/>
+        <a:latin typeface="Cambria"/>
         <a:ea typeface=""/>
         <a:cs typeface=""/>
         <a:font script="Jpan" typeface="ＭＳ 明朝"/>
@@ -1945,6 +2206,7 @@
         <a:font script="Mong" typeface="Mongolian Baiti"/>
         <a:font script="Viet" typeface="Arial"/>
         <a:font script="Uigh" typeface="Microsoft Uighur"/>
+        <a:font script="Geor" typeface="Sylfaen"/>
       </a:minorFont>
     </a:fontScheme>
     <a:fmtScheme name="Office">
@@ -1979,20 +2241,16 @@
           <a:gsLst>
             <a:gs pos="0">
               <a:schemeClr val="phClr">
-                <a:shade val="51000"/>
-                <a:satMod val="130000"/>
-              </a:schemeClr>
-            </a:gs>
-            <a:gs pos="80000">
-              <a:schemeClr val="phClr">
-                <a:shade val="93000"/>
+                <a:tint val="100000"/>
+                <a:shade val="100000"/>
                 <a:satMod val="130000"/>
               </a:schemeClr>
             </a:gs>
             <a:gs pos="100000">
               <a:schemeClr val="phClr">
-                <a:shade val="94000"/>
-                <a:satMod val="135000"/>
+                <a:tint val="50000"/>
+                <a:shade val="100000"/>
+                <a:satMod val="350000"/>
               </a:schemeClr>
             </a:gs>
           </a:gsLst>
@@ -2114,19 +2372,46 @@
       </a:bgFillStyleLst>
     </a:fmtScheme>
   </a:themeElements>
-  <a:objectDefaults/>
+  <a:objectDefaults>
+    <a:spDef>
+      <a:spPr/>
+      <a:bodyPr/>
+      <a:lstStyle/>
+      <a:style>
+        <a:lnRef idx="1">
+          <a:schemeClr val="accent1"/>
+        </a:lnRef>
+        <a:fillRef idx="3">
+          <a:schemeClr val="accent1"/>
+        </a:fillRef>
+        <a:effectRef idx="2">
+          <a:schemeClr val="accent1"/>
+        </a:effectRef>
+        <a:fontRef idx="minor">
+          <a:schemeClr val="lt1"/>
+        </a:fontRef>
+      </a:style>
+    </a:spDef>
+    <a:lnDef>
+      <a:spPr/>
+      <a:bodyPr/>
+      <a:lstStyle/>
+      <a:style>
+        <a:lnRef idx="2">
+          <a:schemeClr val="accent1"/>
+        </a:lnRef>
+        <a:fillRef idx="0">
+          <a:schemeClr val="accent1"/>
+        </a:fillRef>
+        <a:effectRef idx="1">
+          <a:schemeClr val="accent1"/>
+        </a:effectRef>
+        <a:fontRef idx="minor">
+          <a:schemeClr val="tx1"/>
+        </a:fontRef>
+      </a:style>
+    </a:lnDef>
+  </a:objectDefaults>
   <a:extraClrSchemeLst/>
 </a:theme>
-</file>
-
-<file path=customXml/item1.xml><?xml version="1.0" encoding="utf-8"?>
-<b:Sources xmlns:b="http://schemas.openxmlformats.org/officeDocument/2006/bibliography" xmlns="http://schemas.openxmlformats.org/officeDocument/2006/bibliography" SelectedStyle="\APA.XSL" StyleName="APA"/>
-</file>
-
-<file path=customXml/itemProps1.xml><?xml version="1.0" encoding="utf-8"?>
-<ds:datastoreItem xmlns:ds="http://schemas.openxmlformats.org/officeDocument/2006/customXml" ds:itemID="{34D3FA8F-23B9-4434-A20F-142207ABDA37}">
-  <ds:schemaRefs>
-    <ds:schemaRef ds:uri="http://schemas.openxmlformats.org/officeDocument/2006/bibliography"/>
-  </ds:schemaRefs>
-</ds:datastoreItem>
 </file>
--- a/project/documents/letters/ltrffDraftOaInstructions_NYHonu.docx
+++ b/project/documents/letters/ltrffDraftOaInstructions_NYHonu.docx
@@ -18,7 +18,25 @@
           <w:sz w:val="24"/>
           <w:szCs w:val="24"/>
         </w:rPr>
-        <w:t>&lt;&lt;currentDate&gt;&gt;</w:t>
+        <w:t>&lt;&lt;</w:t>
+      </w:r>
+      <w:proofErr w:type="spellStart"/>
+      <w:r>
+        <w:rPr>
+          <w:rFonts w:ascii="Times New Roman" w:hAnsi="Times New Roman" w:cs="Times New Roman"/>
+          <w:sz w:val="24"/>
+          <w:szCs w:val="24"/>
+        </w:rPr>
+        <w:t>currentDate</w:t>
+      </w:r>
+      <w:proofErr w:type="spellEnd"/>
+      <w:r>
+        <w:rPr>
+          <w:rFonts w:ascii="Times New Roman" w:hAnsi="Times New Roman" w:cs="Times New Roman"/>
+          <w:sz w:val="24"/>
+          <w:szCs w:val="24"/>
+        </w:rPr>
+        <w:t>&gt;&gt;</w:t>
       </w:r>
     </w:p>
     <w:tbl>
@@ -67,7 +85,25 @@
                 <w:sz w:val="24"/>
                 <w:szCs w:val="24"/>
               </w:rPr>
-              <w:t>&lt;&lt;faOrgName&gt;&gt;</w:t>
+              <w:t>&lt;&lt;</w:t>
+            </w:r>
+            <w:proofErr w:type="spellStart"/>
+            <w:r>
+              <w:rPr>
+                <w:rFonts w:ascii="Times New Roman" w:hAnsi="Times New Roman" w:cs="Times New Roman"/>
+                <w:sz w:val="24"/>
+                <w:szCs w:val="24"/>
+              </w:rPr>
+              <w:t>faOrgName</w:t>
+            </w:r>
+            <w:proofErr w:type="spellEnd"/>
+            <w:r>
+              <w:rPr>
+                <w:rFonts w:ascii="Times New Roman" w:hAnsi="Times New Roman" w:cs="Times New Roman"/>
+                <w:sz w:val="24"/>
+                <w:szCs w:val="24"/>
+              </w:rPr>
+              <w:t>&gt;&gt;</w:t>
             </w:r>
           </w:p>
           <w:p>
@@ -88,7 +124,25 @@
                 <w:sz w:val="24"/>
                 <w:szCs w:val="24"/>
               </w:rPr>
-              <w:t>&lt;&lt;faWorkAddr&gt;&gt;</w:t>
+              <w:t>&lt;&lt;</w:t>
+            </w:r>
+            <w:proofErr w:type="spellStart"/>
+            <w:r>
+              <w:rPr>
+                <w:rFonts w:ascii="Times New Roman" w:hAnsi="Times New Roman" w:cs="Times New Roman"/>
+                <w:sz w:val="24"/>
+                <w:szCs w:val="24"/>
+              </w:rPr>
+              <w:t>faWorkAddr</w:t>
+            </w:r>
+            <w:proofErr w:type="spellEnd"/>
+            <w:r>
+              <w:rPr>
+                <w:rFonts w:ascii="Times New Roman" w:hAnsi="Times New Roman" w:cs="Times New Roman"/>
+                <w:sz w:val="24"/>
+                <w:szCs w:val="24"/>
+              </w:rPr>
+              <w:t>&gt;&gt;</w:t>
             </w:r>
           </w:p>
           <w:p>
@@ -109,7 +163,25 @@
                 <w:sz w:val="24"/>
                 <w:szCs w:val="24"/>
               </w:rPr>
-              <w:t>&lt;&lt;faCSZ&gt;&gt;</w:t>
+              <w:t>&lt;&lt;</w:t>
+            </w:r>
+            <w:proofErr w:type="spellStart"/>
+            <w:r>
+              <w:rPr>
+                <w:rFonts w:ascii="Times New Roman" w:hAnsi="Times New Roman" w:cs="Times New Roman"/>
+                <w:sz w:val="24"/>
+                <w:szCs w:val="24"/>
+              </w:rPr>
+              <w:t>faCSZ</w:t>
+            </w:r>
+            <w:proofErr w:type="spellEnd"/>
+            <w:r>
+              <w:rPr>
+                <w:rFonts w:ascii="Times New Roman" w:hAnsi="Times New Roman" w:cs="Times New Roman"/>
+                <w:sz w:val="24"/>
+                <w:szCs w:val="24"/>
+              </w:rPr>
+              <w:t>&gt;&gt;</w:t>
             </w:r>
           </w:p>
           <w:p>
@@ -223,7 +295,25 @@
                 <w:sz w:val="24"/>
                 <w:szCs w:val="24"/>
               </w:rPr>
-              <w:t xml:space="preserve">VIA E-MAIL &lt;&lt;recipientEmail&gt;&gt; </w:t>
+              <w:t>VIA E-MAIL &lt;&lt;</w:t>
+            </w:r>
+            <w:proofErr w:type="spellStart"/>
+            <w:r>
+              <w:rPr>
+                <w:rFonts w:ascii="Times New Roman" w:hAnsi="Times New Roman" w:cs="Times New Roman"/>
+                <w:sz w:val="24"/>
+                <w:szCs w:val="24"/>
+              </w:rPr>
+              <w:t>recipientEmail</w:t>
+            </w:r>
+            <w:proofErr w:type="spellEnd"/>
+            <w:r>
+              <w:rPr>
+                <w:rFonts w:ascii="Times New Roman" w:hAnsi="Times New Roman" w:cs="Times New Roman"/>
+                <w:sz w:val="24"/>
+                <w:szCs w:val="24"/>
+              </w:rPr>
+              <w:t xml:space="preserve">&gt;&gt; </w:t>
             </w:r>
           </w:p>
         </w:tc>
@@ -363,7 +453,25 @@
           <w:sz w:val="24"/>
           <w:szCs w:val="24"/>
         </w:rPr>
-        <w:t xml:space="preserve">&lt;&lt;matterCountryName&gt;&gt; Application No. </w:t>
+        <w:t>&lt;&lt;</w:t>
+      </w:r>
+      <w:proofErr w:type="spellStart"/>
+      <w:r>
+        <w:rPr>
+          <w:rFonts w:ascii="Times New Roman" w:hAnsi="Times New Roman" w:cs="Times New Roman"/>
+          <w:sz w:val="24"/>
+          <w:szCs w:val="24"/>
+        </w:rPr>
+        <w:t>matterCountryName</w:t>
+      </w:r>
+      <w:proofErr w:type="spellEnd"/>
+      <w:r>
+        <w:rPr>
+          <w:rFonts w:ascii="Times New Roman" w:hAnsi="Times New Roman" w:cs="Times New Roman"/>
+          <w:sz w:val="24"/>
+          <w:szCs w:val="24"/>
+        </w:rPr>
+        <w:t xml:space="preserve">&gt;&gt; Application No. </w:t>
       </w:r>
       <w:r>
         <w:rPr>
@@ -393,7 +501,67 @@
           <w:sz w:val="24"/>
           <w:szCs w:val="24"/>
         </w:rPr>
-        <w:t>Applicant:  &lt;&lt;faAssignee&gt;&gt;</w:t>
+        <w:t>&lt;&lt;</w:t>
+      </w:r>
+      <w:proofErr w:type="spellStart"/>
+      <w:r>
+        <w:rPr>
+          <w:rFonts w:ascii="Times New Roman" w:hAnsi="Times New Roman" w:cs="Times New Roman"/>
+          <w:sz w:val="24"/>
+          <w:szCs w:val="24"/>
+        </w:rPr>
+        <w:t>applican</w:t>
+      </w:r>
+      <w:r>
+        <w:rPr>
+          <w:rFonts w:ascii="Times New Roman" w:hAnsi="Times New Roman" w:cs="Times New Roman"/>
+          <w:sz w:val="24"/>
+          <w:szCs w:val="24"/>
+        </w:rPr>
+        <w:t>t</w:t>
+      </w:r>
+      <w:r>
+        <w:rPr>
+          <w:rFonts w:ascii="Times New Roman" w:hAnsi="Times New Roman" w:cs="Times New Roman"/>
+          <w:sz w:val="24"/>
+          <w:szCs w:val="24"/>
+        </w:rPr>
+        <w:t>Txt</w:t>
+      </w:r>
+      <w:proofErr w:type="spellEnd"/>
+      <w:r>
+        <w:rPr>
+          <w:rFonts w:ascii="Times New Roman" w:hAnsi="Times New Roman" w:cs="Times New Roman"/>
+          <w:sz w:val="24"/>
+          <w:szCs w:val="24"/>
+        </w:rPr>
+        <w:t>&gt;&gt;:</w:t>
+      </w:r>
+      <w:r>
+        <w:rPr>
+          <w:rFonts w:ascii="Times New Roman" w:hAnsi="Times New Roman" w:cs="Times New Roman"/>
+          <w:sz w:val="24"/>
+          <w:szCs w:val="24"/>
+        </w:rPr>
+        <w:t xml:space="preserve">  &lt;&lt;</w:t>
+      </w:r>
+      <w:proofErr w:type="spellStart"/>
+      <w:r>
+        <w:rPr>
+          <w:rFonts w:ascii="Times New Roman" w:hAnsi="Times New Roman" w:cs="Times New Roman"/>
+          <w:sz w:val="24"/>
+          <w:szCs w:val="24"/>
+        </w:rPr>
+        <w:t>faAssignee</w:t>
+      </w:r>
+      <w:proofErr w:type="spellEnd"/>
+      <w:r>
+        <w:rPr>
+          <w:rFonts w:ascii="Times New Roman" w:hAnsi="Times New Roman" w:cs="Times New Roman"/>
+          <w:sz w:val="24"/>
+          <w:szCs w:val="24"/>
+        </w:rPr>
+        <w:t>&gt;&gt;</w:t>
       </w:r>
     </w:p>
     <w:p>
@@ -462,7 +630,25 @@
           <w:sz w:val="24"/>
           <w:szCs w:val="24"/>
         </w:rPr>
-        <w:t>This will acknowledge receipt of your correspondence dated &lt;&lt;corrDate&gt;&gt;, reporting the Office Action relative to the above identified patent application.</w:t>
+        <w:t>This will acknowledge receipt of your correspondence dated &lt;&lt;</w:t>
+      </w:r>
+      <w:proofErr w:type="spellStart"/>
+      <w:r>
+        <w:rPr>
+          <w:rFonts w:ascii="Times New Roman" w:hAnsi="Times New Roman" w:cs="Times New Roman"/>
+          <w:sz w:val="24"/>
+          <w:szCs w:val="24"/>
+        </w:rPr>
+        <w:t>corrDate</w:t>
+      </w:r>
+      <w:proofErr w:type="spellEnd"/>
+      <w:r>
+        <w:rPr>
+          <w:rFonts w:ascii="Times New Roman" w:hAnsi="Times New Roman" w:cs="Times New Roman"/>
+          <w:sz w:val="24"/>
+          <w:szCs w:val="24"/>
+        </w:rPr>
+        <w:t>&gt;&gt;, reporting the Office Action relative to the above identified patent application.</w:t>
       </w:r>
     </w:p>
     <w:p>
@@ -507,16 +693,60 @@
           <w:szCs w:val="24"/>
           <w:u w:val="single"/>
         </w:rPr>
-        <w:t>&lt;&lt;cdueDate&gt;&gt;</w:t>
-      </w:r>
-      <w:r>
-        <w:rPr>
-          <w:rFonts w:ascii="Times New Roman" w:hAnsi="Times New Roman" w:cs="Times New Roman"/>
+        <w:t>&lt;&lt;</w:t>
+      </w:r>
+      <w:proofErr w:type="spellStart"/>
+      <w:r>
+        <w:rPr>
+          <w:rFonts w:ascii="Times New Roman" w:hAnsi="Times New Roman" w:cs="Times New Roman"/>
+          <w:b/>
           <w:color w:val="000000"/>
           <w:sz w:val="24"/>
           <w:szCs w:val="24"/>
-        </w:rPr>
-        <w:t xml:space="preserve"> deadline.  Of course, we defer to your expertise in &lt;&lt;countryType&gt;&gt; Patent Law when preparing the response. Please contact us if you disagree with the approach we are suggesting.</w:t>
+          <w:u w:val="single"/>
+        </w:rPr>
+        <w:t>cdueDate</w:t>
+      </w:r>
+      <w:proofErr w:type="spellEnd"/>
+      <w:r>
+        <w:rPr>
+          <w:rFonts w:ascii="Times New Roman" w:hAnsi="Times New Roman" w:cs="Times New Roman"/>
+          <w:b/>
+          <w:color w:val="000000"/>
+          <w:sz w:val="24"/>
+          <w:szCs w:val="24"/>
+          <w:u w:val="single"/>
+        </w:rPr>
+        <w:t>&gt;&gt;</w:t>
+      </w:r>
+      <w:r>
+        <w:rPr>
+          <w:rFonts w:ascii="Times New Roman" w:hAnsi="Times New Roman" w:cs="Times New Roman"/>
+          <w:color w:val="000000"/>
+          <w:sz w:val="24"/>
+          <w:szCs w:val="24"/>
+        </w:rPr>
+        <w:t xml:space="preserve"> deadline.  Of course, we defer to your expertise in &lt;&lt;</w:t>
+      </w:r>
+      <w:proofErr w:type="spellStart"/>
+      <w:r>
+        <w:rPr>
+          <w:rFonts w:ascii="Times New Roman" w:hAnsi="Times New Roman" w:cs="Times New Roman"/>
+          <w:color w:val="000000"/>
+          <w:sz w:val="24"/>
+          <w:szCs w:val="24"/>
+        </w:rPr>
+        <w:t>countryType</w:t>
+      </w:r>
+      <w:proofErr w:type="spellEnd"/>
+      <w:r>
+        <w:rPr>
+          <w:rFonts w:ascii="Times New Roman" w:hAnsi="Times New Roman" w:cs="Times New Roman"/>
+          <w:color w:val="000000"/>
+          <w:sz w:val="24"/>
+          <w:szCs w:val="24"/>
+        </w:rPr>
+        <w:t>&gt;&gt; Patent Law when preparing the response. Please contact us if you disagree with the approach we are suggesting.</w:t>
       </w:r>
     </w:p>
     <w:p>
@@ -699,7 +929,29 @@
           <w:sz w:val="24"/>
           <w:szCs w:val="24"/>
         </w:rPr>
-        <w:t>If your firm has not yet received an invitation to report directly to the HONU platform, please let us know immediately and we can organise for an invitation to be sent to your firm.</w:t>
+        <w:t xml:space="preserve">If your firm has not yet received an invitation to report directly to the HONU platform, please let us know immediately and we can </w:t>
+      </w:r>
+      <w:proofErr w:type="spellStart"/>
+      <w:r>
+        <w:rPr>
+          <w:rFonts w:ascii="Times New Roman" w:hAnsi="Times New Roman" w:cs="Times New Roman"/>
+          <w:b/>
+          <w:bCs/>
+          <w:sz w:val="24"/>
+          <w:szCs w:val="24"/>
+        </w:rPr>
+        <w:t>organise</w:t>
+      </w:r>
+      <w:proofErr w:type="spellEnd"/>
+      <w:r>
+        <w:rPr>
+          <w:rFonts w:ascii="Times New Roman" w:hAnsi="Times New Roman" w:cs="Times New Roman"/>
+          <w:b/>
+          <w:bCs/>
+          <w:sz w:val="24"/>
+          <w:szCs w:val="24"/>
+        </w:rPr>
+        <w:t xml:space="preserve"> for an invitation to be sent to your firm.</w:t>
       </w:r>
     </w:p>
     <w:p>
@@ -736,7 +988,27 @@
           <w:sz w:val="24"/>
           <w:szCs w:val="24"/>
         </w:rPr>
-        <w:t>&lt;&lt;ffparaEmail&gt;&gt;</w:t>
+        <w:t>&lt;&lt;</w:t>
+      </w:r>
+      <w:proofErr w:type="spellStart"/>
+      <w:r>
+        <w:rPr>
+          <w:rFonts w:ascii="Times New Roman" w:hAnsi="Times New Roman" w:cs="Times New Roman"/>
+          <w:color w:val="000000" w:themeColor="text1"/>
+          <w:sz w:val="24"/>
+          <w:szCs w:val="24"/>
+        </w:rPr>
+        <w:t>ffparaEmail</w:t>
+      </w:r>
+      <w:proofErr w:type="spellEnd"/>
+      <w:r>
+        <w:rPr>
+          <w:rFonts w:ascii="Times New Roman" w:hAnsi="Times New Roman" w:cs="Times New Roman"/>
+          <w:color w:val="000000" w:themeColor="text1"/>
+          <w:sz w:val="24"/>
+          <w:szCs w:val="24"/>
+        </w:rPr>
+        <w:t>&gt;&gt;</w:t>
       </w:r>
       <w:r>
         <w:rPr>
@@ -864,7 +1136,43 @@
           <w:sz w:val="24"/>
           <w:szCs w:val="24"/>
         </w:rPr>
-        <w:t xml:space="preserve">&lt;&lt;ffparaName&gt;&gt;, Paralegal International Department, at telephone no. &lt;&lt;ffparaPhone&gt;&gt;. PLEASE CONFIRM SAFE RECEIPT IMMEDIATELY BY EMAIL: </w:t>
+        <w:t>&lt;&lt;</w:t>
+      </w:r>
+      <w:proofErr w:type="spellStart"/>
+      <w:r>
+        <w:rPr>
+          <w:rFonts w:ascii="Times New Roman" w:hAnsi="Times New Roman" w:cs="Times New Roman"/>
+          <w:sz w:val="24"/>
+          <w:szCs w:val="24"/>
+        </w:rPr>
+        <w:t>ffparaName</w:t>
+      </w:r>
+      <w:proofErr w:type="spellEnd"/>
+      <w:r>
+        <w:rPr>
+          <w:rFonts w:ascii="Times New Roman" w:hAnsi="Times New Roman" w:cs="Times New Roman"/>
+          <w:sz w:val="24"/>
+          <w:szCs w:val="24"/>
+        </w:rPr>
+        <w:t>&gt;&gt;, Paralegal International Department, at telephone no. &lt;&lt;</w:t>
+      </w:r>
+      <w:proofErr w:type="spellStart"/>
+      <w:r>
+        <w:rPr>
+          <w:rFonts w:ascii="Times New Roman" w:hAnsi="Times New Roman" w:cs="Times New Roman"/>
+          <w:sz w:val="24"/>
+          <w:szCs w:val="24"/>
+        </w:rPr>
+        <w:t>ffparaPhone</w:t>
+      </w:r>
+      <w:proofErr w:type="spellEnd"/>
+      <w:r>
+        <w:rPr>
+          <w:rFonts w:ascii="Times New Roman" w:hAnsi="Times New Roman" w:cs="Times New Roman"/>
+          <w:sz w:val="24"/>
+          <w:szCs w:val="24"/>
+        </w:rPr>
+        <w:t xml:space="preserve">&gt;&gt;. PLEASE CONFIRM SAFE RECEIPT IMMEDIATELY BY EMAIL: </w:t>
       </w:r>
       <w:r>
         <w:rPr>
@@ -873,7 +1181,27 @@
           <w:sz w:val="24"/>
           <w:szCs w:val="24"/>
         </w:rPr>
-        <w:t>&lt;&lt;ffparaEmail&gt;&gt;</w:t>
+        <w:t>&lt;&lt;</w:t>
+      </w:r>
+      <w:proofErr w:type="spellStart"/>
+      <w:r>
+        <w:rPr>
+          <w:rFonts w:ascii="Times New Roman" w:hAnsi="Times New Roman" w:cs="Times New Roman"/>
+          <w:color w:val="000000" w:themeColor="text1"/>
+          <w:sz w:val="24"/>
+          <w:szCs w:val="24"/>
+        </w:rPr>
+        <w:t>ffparaEmail</w:t>
+      </w:r>
+      <w:proofErr w:type="spellEnd"/>
+      <w:r>
+        <w:rPr>
+          <w:rFonts w:ascii="Times New Roman" w:hAnsi="Times New Roman" w:cs="Times New Roman"/>
+          <w:color w:val="000000" w:themeColor="text1"/>
+          <w:sz w:val="24"/>
+          <w:szCs w:val="24"/>
+        </w:rPr>
+        <w:t>&gt;&gt;</w:t>
       </w:r>
       <w:r>
         <w:rPr>
@@ -956,7 +1284,25 @@
           <w:sz w:val="24"/>
           <w:szCs w:val="24"/>
         </w:rPr>
-        <w:t>&lt;&lt;WAName&gt;&gt;</w:t>
+        <w:t>&lt;&lt;</w:t>
+      </w:r>
+      <w:proofErr w:type="spellStart"/>
+      <w:r>
+        <w:rPr>
+          <w:rFonts w:ascii="Times New Roman" w:hAnsi="Times New Roman" w:cs="Times New Roman"/>
+          <w:sz w:val="24"/>
+          <w:szCs w:val="24"/>
+        </w:rPr>
+        <w:t>WAName</w:t>
+      </w:r>
+      <w:proofErr w:type="spellEnd"/>
+      <w:r>
+        <w:rPr>
+          <w:rFonts w:ascii="Times New Roman" w:hAnsi="Times New Roman" w:cs="Times New Roman"/>
+          <w:sz w:val="24"/>
+          <w:szCs w:val="24"/>
+        </w:rPr>
+        <w:t>&gt;&gt;</w:t>
       </w:r>
     </w:p>
     <w:p/>
@@ -1921,7 +2267,6 @@
   <w:style w:type="character" w:default="1" w:styleId="DefaultParagraphFont">
     <w:name w:val="Default Paragraph Font"/>
     <w:uiPriority w:val="1"/>
-    <w:semiHidden/>
     <w:unhideWhenUsed/>
   </w:style>
   <w:style w:type="table" w:default="1" w:styleId="TableNormal">
